--- a/guj/docx/31.content.docx
+++ b/guj/docx/31.content.docx
@@ -43380,6 +43380,20 @@
       </w:r>
       <w:r>
         <w:rPr>
+          <w:lang w:val="gu_IN" w:bidi="gu_IN"/>
+        </w:rPr>
+        <w:t>חֲז֖וֹן עֹֽבַדְיָ֑ה</w:t>
+      </w:r>
+    </w:p>
+    <w:p>
+      <w:pPr/>
+      <w:r>
+        <w:rPr>
+          <w:lang w:val="gu_IN" w:bidi="gu_IN"/>
+        </w:rPr>
+      </w:r>
+      <w:r>
+        <w:rPr>
           <w:b/>
           <w:lang w:val="gu_IN" w:bidi="gu_IN"/>
         </w:rPr>
@@ -43481,6 +43495,20 @@
       </w:r>
       <w:r>
         <w:rPr>
+          <w:lang w:val="gu_IN" w:bidi="gu_IN"/>
+        </w:rPr>
+        <w:t>עֹֽבַדְיָ֑ה</w:t>
+      </w:r>
+    </w:p>
+    <w:p>
+      <w:pPr/>
+      <w:r>
+        <w:rPr>
+          <w:lang w:val="gu_IN" w:bidi="gu_IN"/>
+        </w:rPr>
+      </w:r>
+      <w:r>
+        <w:rPr>
           <w:b/>
           <w:lang w:val="gu_IN" w:bidi="gu_IN"/>
         </w:rPr>
@@ -43706,6 +43734,20 @@
       </w:r>
       <w:r>
         <w:rPr>
+          <w:lang w:val="gu_IN" w:bidi="gu_IN"/>
+        </w:rPr>
+        <w:t>לֶ⁠אֱד֗וֹם</w:t>
+      </w:r>
+    </w:p>
+    <w:p>
+      <w:pPr/>
+      <w:r>
+        <w:rPr>
+          <w:lang w:val="gu_IN" w:bidi="gu_IN"/>
+        </w:rPr>
+      </w:r>
+      <w:r>
+        <w:rPr>
           <w:b/>
           <w:lang w:val="gu_IN" w:bidi="gu_IN"/>
         </w:rPr>
@@ -43794,6 +43836,20 @@
       </w:r>
       <w:r>
         <w:rPr>
+          <w:lang w:val="gu_IN" w:bidi="gu_IN"/>
+        </w:rPr>
+        <w:t>שָׁמַ֜עְנוּ</w:t>
+      </w:r>
+    </w:p>
+    <w:p>
+      <w:pPr/>
+      <w:r>
+        <w:rPr>
+          <w:lang w:val="gu_IN" w:bidi="gu_IN"/>
+        </w:rPr>
+      </w:r>
+      <w:r>
+        <w:rPr>
           <w:b/>
           <w:lang w:val="gu_IN" w:bidi="gu_IN"/>
         </w:rPr>
@@ -43882,6 +43938,20 @@
       </w:r>
       <w:r>
         <w:rPr>
+          <w:lang w:val="gu_IN" w:bidi="gu_IN"/>
+        </w:rPr>
+        <w:t>שָׁמַ֜עְנוּ</w:t>
+      </w:r>
+    </w:p>
+    <w:p>
+      <w:pPr/>
+      <w:r>
+        <w:rPr>
+          <w:lang w:val="gu_IN" w:bidi="gu_IN"/>
+        </w:rPr>
+      </w:r>
+      <w:r>
+        <w:rPr>
           <w:b/>
           <w:lang w:val="gu_IN" w:bidi="gu_IN"/>
         </w:rPr>
@@ -44195,6 +44265,20 @@
       </w:r>
       <w:r>
         <w:rPr>
+          <w:lang w:val="gu_IN" w:bidi="gu_IN"/>
+        </w:rPr>
+        <w:t>ק֛וּמוּ</w:t>
+      </w:r>
+    </w:p>
+    <w:p>
+      <w:pPr/>
+      <w:r>
+        <w:rPr>
+          <w:lang w:val="gu_IN" w:bidi="gu_IN"/>
+        </w:rPr>
+      </w:r>
+      <w:r>
+        <w:rPr>
           <w:b/>
           <w:lang w:val="gu_IN" w:bidi="gu_IN"/>
         </w:rPr>
@@ -44433,6 +44517,20 @@
       </w:r>
       <w:r>
         <w:rPr>
+          <w:lang w:val="gu_IN" w:bidi="gu_IN"/>
+        </w:rPr>
+        <w:t>לַ⁠מִּלְחָמָֽה</w:t>
+      </w:r>
+    </w:p>
+    <w:p>
+      <w:pPr/>
+      <w:r>
+        <w:rPr>
+          <w:lang w:val="gu_IN" w:bidi="gu_IN"/>
+        </w:rPr>
+      </w:r>
+      <w:r>
+        <w:rPr>
           <w:b/>
           <w:lang w:val="gu_IN" w:bidi="gu_IN"/>
         </w:rPr>
@@ -44521,6 +44619,20 @@
       </w:r>
       <w:r>
         <w:rPr>
+          <w:lang w:val="gu_IN" w:bidi="gu_IN"/>
+        </w:rPr>
+        <w:t>הִנֵּ֥ה קָטֹ֛ן נְתַתִּ֖י⁠ךָ</w:t>
+      </w:r>
+    </w:p>
+    <w:p>
+      <w:pPr/>
+      <w:r>
+        <w:rPr>
+          <w:lang w:val="gu_IN" w:bidi="gu_IN"/>
+        </w:rPr>
+      </w:r>
+      <w:r>
+        <w:rPr>
           <w:b/>
           <w:lang w:val="gu_IN" w:bidi="gu_IN"/>
         </w:rPr>
@@ -44596,6 +44708,20 @@
       </w:r>
       <w:r>
         <w:rPr>
+          <w:lang w:val="gu_IN" w:bidi="gu_IN"/>
+        </w:rPr>
+        <w:t>הִנֵּ֥ה</w:t>
+      </w:r>
+    </w:p>
+    <w:p>
+      <w:pPr/>
+      <w:r>
+        <w:rPr>
+          <w:lang w:val="gu_IN" w:bidi="gu_IN"/>
+        </w:rPr>
+      </w:r>
+      <w:r>
+        <w:rPr>
           <w:b/>
           <w:lang w:val="gu_IN" w:bidi="gu_IN"/>
         </w:rPr>
@@ -45060,6 +45186,20 @@
       </w:r>
       <w:r>
         <w:rPr>
+          <w:lang w:val="gu_IN" w:bidi="gu_IN"/>
+        </w:rPr>
+        <w:t>זְד֤וֹן לִבְּ⁠ךָ֙</w:t>
+      </w:r>
+    </w:p>
+    <w:p>
+      <w:pPr/>
+      <w:r>
+        <w:rPr>
+          <w:lang w:val="gu_IN" w:bidi="gu_IN"/>
+        </w:rPr>
+      </w:r>
+      <w:r>
+        <w:rPr>
           <w:b/>
           <w:lang w:val="gu_IN" w:bidi="gu_IN"/>
         </w:rPr>
@@ -45236,6 +45376,20 @@
       </w:r>
       <w:r>
         <w:rPr>
+          <w:lang w:val="gu_IN" w:bidi="gu_IN"/>
+        </w:rPr>
+        <w:t>שֹׁכְנִ֥י בְ⁠חַגְוֵי־סֶּ֖לַע</w:t>
+      </w:r>
+    </w:p>
+    <w:p>
+      <w:pPr/>
+      <w:r>
+        <w:rPr>
+          <w:lang w:val="gu_IN" w:bidi="gu_IN"/>
+        </w:rPr>
+      </w:r>
+      <w:r>
+        <w:rPr>
           <w:b/>
           <w:lang w:val="gu_IN" w:bidi="gu_IN"/>
         </w:rPr>
@@ -45413,6 +45567,20 @@
       </w:r>
       <w:r>
         <w:rPr>
+          <w:lang w:val="gu_IN" w:bidi="gu_IN"/>
+        </w:rPr>
+        <w:t>אֹמֵ֣ר בְּ⁠לִבּ֔⁠וֹ</w:t>
+      </w:r>
+    </w:p>
+    <w:p>
+      <w:pPr/>
+      <w:r>
+        <w:rPr>
+          <w:lang w:val="gu_IN" w:bidi="gu_IN"/>
+        </w:rPr>
+      </w:r>
+      <w:r>
+        <w:rPr>
           <w:b/>
           <w:lang w:val="gu_IN" w:bidi="gu_IN"/>
         </w:rPr>
@@ -45827,6 +45995,20 @@
       </w:r>
       <w:r>
         <w:rPr>
+          <w:lang w:val="gu_IN" w:bidi="gu_IN"/>
+        </w:rPr>
+        <w:t>שִׂ֣ים קִנֶּ֑⁠ךָ</w:t>
+      </w:r>
+    </w:p>
+    <w:p>
+      <w:pPr/>
+      <w:r>
+        <w:rPr>
+          <w:lang w:val="gu_IN" w:bidi="gu_IN"/>
+        </w:rPr>
+      </w:r>
+      <w:r>
+        <w:rPr>
           <w:b/>
           <w:lang w:val="gu_IN" w:bidi="gu_IN"/>
         </w:rPr>
@@ -45902,6 +46084,20 @@
       </w:r>
       <w:r>
         <w:rPr>
+          <w:lang w:val="gu_IN" w:bidi="gu_IN"/>
+        </w:rPr>
+        <w:t>מִ⁠שָּׁ֥ם אוֹרִֽידְ⁠ךָ֖</w:t>
+      </w:r>
+    </w:p>
+    <w:p>
+      <w:pPr/>
+      <w:r>
+        <w:rPr>
+          <w:lang w:val="gu_IN" w:bidi="gu_IN"/>
+        </w:rPr>
+      </w:r>
+      <w:r>
+        <w:rPr>
           <w:b/>
           <w:lang w:val="gu_IN" w:bidi="gu_IN"/>
         </w:rPr>
@@ -45978,6 +46174,20 @@
       </w:r>
       <w:r>
         <w:rPr>
+          <w:lang w:val="gu_IN" w:bidi="gu_IN"/>
+        </w:rPr>
+        <w:t>נְאֻם־יְהוָֽה</w:t>
+      </w:r>
+    </w:p>
+    <w:p>
+      <w:pPr/>
+      <w:r>
+        <w:rPr>
+          <w:lang w:val="gu_IN" w:bidi="gu_IN"/>
+        </w:rPr>
+      </w:r>
+      <w:r>
+        <w:rPr>
           <w:b/>
           <w:lang w:val="gu_IN" w:bidi="gu_IN"/>
         </w:rPr>
@@ -46053,6 +46263,20 @@
       </w:r>
       <w:r>
         <w:rPr>
+          <w:lang w:val="gu_IN" w:bidi="gu_IN"/>
+        </w:rPr>
+        <w:t>נְאֻם־יְהוָֽה</w:t>
+      </w:r>
+    </w:p>
+    <w:p>
+      <w:pPr/>
+      <w:r>
+        <w:rPr>
+          <w:lang w:val="gu_IN" w:bidi="gu_IN"/>
+        </w:rPr>
+      </w:r>
+      <w:r>
+        <w:rPr>
           <w:b/>
           <w:lang w:val="gu_IN" w:bidi="gu_IN"/>
         </w:rPr>
@@ -46291,6 +46515,20 @@
       </w:r>
       <w:r>
         <w:rPr>
+          <w:lang w:val="gu_IN" w:bidi="gu_IN"/>
+        </w:rPr>
+        <w:t>אֵ֣יךְ נִדְמֵ֔יתָה</w:t>
+      </w:r>
+    </w:p>
+    <w:p>
+      <w:pPr/>
+      <w:r>
+        <w:rPr>
+          <w:lang w:val="gu_IN" w:bidi="gu_IN"/>
+        </w:rPr>
+      </w:r>
+      <w:r>
+        <w:rPr>
           <w:b/>
           <w:lang w:val="gu_IN" w:bidi="gu_IN"/>
         </w:rPr>
@@ -46366,6 +46604,20 @@
       </w:r>
       <w:r>
         <w:rPr>
+          <w:lang w:val="gu_IN" w:bidi="gu_IN"/>
+        </w:rPr>
+        <w:t>הֲ⁠ל֥וֹא יִגְנְב֖וּ דַּיָּ֑⁠ם</w:t>
+      </w:r>
+    </w:p>
+    <w:p>
+      <w:pPr/>
+      <w:r>
+        <w:rPr>
+          <w:lang w:val="gu_IN" w:bidi="gu_IN"/>
+        </w:rPr>
+      </w:r>
+      <w:r>
+        <w:rPr>
           <w:b/>
           <w:lang w:val="gu_IN" w:bidi="gu_IN"/>
         </w:rPr>
@@ -46516,6 +46768,20 @@
       </w:r>
       <w:r>
         <w:rPr>
+          <w:lang w:val="gu_IN" w:bidi="gu_IN"/>
+        </w:rPr>
+        <w:t>אֵ֚יךְ</w:t>
+      </w:r>
+    </w:p>
+    <w:p>
+      <w:pPr/>
+      <w:r>
+        <w:rPr>
+          <w:lang w:val="gu_IN" w:bidi="gu_IN"/>
+        </w:rPr>
+      </w:r>
+      <w:r>
+        <w:rPr>
           <w:b/>
           <w:lang w:val="gu_IN" w:bidi="gu_IN"/>
         </w:rPr>
@@ -46604,6 +46870,20 @@
       </w:r>
       <w:r>
         <w:rPr>
+          <w:lang w:val="gu_IN" w:bidi="gu_IN"/>
+        </w:rPr>
+        <w:t>אֵ֚יךְ נֶחְפְּשׂ֣וּ עֵשָׂ֔ו</w:t>
+      </w:r>
+    </w:p>
+    <w:p>
+      <w:pPr/>
+      <w:r>
+        <w:rPr>
+          <w:lang w:val="gu_IN" w:bidi="gu_IN"/>
+        </w:rPr>
+      </w:r>
+      <w:r>
+        <w:rPr>
           <w:b/>
           <w:lang w:val="gu_IN" w:bidi="gu_IN"/>
         </w:rPr>
@@ -46679,6 +46959,20 @@
       </w:r>
       <w:r>
         <w:rPr>
+          <w:lang w:val="gu_IN" w:bidi="gu_IN"/>
+        </w:rPr>
+        <w:t>עֵשָׂ֔ו</w:t>
+      </w:r>
+    </w:p>
+    <w:p>
+      <w:pPr/>
+      <w:r>
+        <w:rPr>
+          <w:lang w:val="gu_IN" w:bidi="gu_IN"/>
+        </w:rPr>
+      </w:r>
+      <w:r>
+        <w:rPr>
           <w:b/>
           <w:lang w:val="gu_IN" w:bidi="gu_IN"/>
         </w:rPr>
@@ -46767,6 +47061,20 @@
       </w:r>
       <w:r>
         <w:rPr>
+          <w:lang w:val="gu_IN" w:bidi="gu_IN"/>
+        </w:rPr>
+        <w:t>נֶחְפְּשׂ֣וּ</w:t>
+      </w:r>
+    </w:p>
+    <w:p>
+      <w:pPr/>
+      <w:r>
+        <w:rPr>
+          <w:lang w:val="gu_IN" w:bidi="gu_IN"/>
+        </w:rPr>
+      </w:r>
+      <w:r>
+        <w:rPr>
           <w:b/>
           <w:lang w:val="gu_IN" w:bidi="gu_IN"/>
         </w:rPr>
@@ -47082,6 +47390,20 @@
       </w:r>
       <w:r>
         <w:rPr>
+          <w:lang w:val="gu_IN" w:bidi="gu_IN"/>
+        </w:rPr>
+        <w:t>עַֽד־הַ⁠גְּב֣וּל שִׁלְּח֗וּ⁠ךָ</w:t>
+      </w:r>
+    </w:p>
+    <w:p>
+      <w:pPr/>
+      <w:r>
+        <w:rPr>
+          <w:lang w:val="gu_IN" w:bidi="gu_IN"/>
+        </w:rPr>
+      </w:r>
+      <w:r>
+        <w:rPr>
           <w:b/>
           <w:lang w:val="gu_IN" w:bidi="gu_IN"/>
         </w:rPr>
@@ -47328,6 +47650,20 @@
       </w:r>
       <w:r>
         <w:rPr>
+          <w:lang w:val="gu_IN" w:bidi="gu_IN"/>
+        </w:rPr>
+        <w:t>אֵ֥ין תְּבוּנָ֖ה בּֽ⁠וֹ</w:t>
+      </w:r>
+    </w:p>
+    <w:p>
+      <w:pPr/>
+      <w:r>
+        <w:rPr>
+          <w:lang w:val="gu_IN" w:bidi="gu_IN"/>
+        </w:rPr>
+      </w:r>
+      <w:r>
+        <w:rPr>
           <w:b/>
           <w:lang w:val="gu_IN" w:bidi="gu_IN"/>
         </w:rPr>
@@ -47491,6 +47827,20 @@
       </w:r>
       <w:r>
         <w:rPr>
+          <w:lang w:val="gu_IN" w:bidi="gu_IN"/>
+        </w:rPr>
+        <w:t>בּֽ⁠וֹ</w:t>
+      </w:r>
+    </w:p>
+    <w:p>
+      <w:pPr/>
+      <w:r>
+        <w:rPr>
+          <w:lang w:val="gu_IN" w:bidi="gu_IN"/>
+        </w:rPr>
+      </w:r>
+      <w:r>
+        <w:rPr>
           <w:b/>
           <w:lang w:val="gu_IN" w:bidi="gu_IN"/>
         </w:rPr>
@@ -47654,6 +48004,20 @@
       </w:r>
       <w:r>
         <w:rPr>
+          <w:lang w:val="gu_IN" w:bidi="gu_IN"/>
+        </w:rPr>
+        <w:t>וְ⁠הַאֲבַדְתִּ֤י חֲכָמִים֙ מֵֽ⁠אֱד֔וֹם</w:t>
+      </w:r>
+    </w:p>
+    <w:p>
+      <w:pPr/>
+      <w:r>
+        <w:rPr>
+          <w:lang w:val="gu_IN" w:bidi="gu_IN"/>
+        </w:rPr>
+      </w:r>
+      <w:r>
+        <w:rPr>
           <w:b/>
           <w:lang w:val="gu_IN" w:bidi="gu_IN"/>
         </w:rPr>
@@ -47729,6 +48093,20 @@
       </w:r>
       <w:r>
         <w:rPr>
+          <w:lang w:val="gu_IN" w:bidi="gu_IN"/>
+        </w:rPr>
+        <w:t>וּ⁠תְבוּנָ֖ה מֵ⁠הַ֥ר עֵשָֽׂו</w:t>
+      </w:r>
+    </w:p>
+    <w:p>
+      <w:pPr/>
+      <w:r>
+        <w:rPr>
+          <w:lang w:val="gu_IN" w:bidi="gu_IN"/>
+        </w:rPr>
+      </w:r>
+      <w:r>
+        <w:rPr>
           <w:b/>
           <w:lang w:val="gu_IN" w:bidi="gu_IN"/>
         </w:rPr>
@@ -47804,6 +48182,20 @@
       </w:r>
       <w:r>
         <w:rPr>
+          <w:lang w:val="gu_IN" w:bidi="gu_IN"/>
+        </w:rPr>
+        <w:t>וּ⁠תְבוּנָ֖ה מֵ⁠הַ֥ר עֵשָֽׂו</w:t>
+      </w:r>
+    </w:p>
+    <w:p>
+      <w:pPr/>
+      <w:r>
+        <w:rPr>
+          <w:lang w:val="gu_IN" w:bidi="gu_IN"/>
+        </w:rPr>
+      </w:r>
+      <w:r>
+        <w:rPr>
           <w:b/>
           <w:lang w:val="gu_IN" w:bidi="gu_IN"/>
         </w:rPr>
@@ -47892,6 +48284,20 @@
       </w:r>
       <w:r>
         <w:rPr>
+          <w:lang w:val="gu_IN" w:bidi="gu_IN"/>
+        </w:rPr>
+        <w:t>חֲכָמִים֙ מֵֽ⁠אֱד֔וֹם וּ⁠תְבוּנָ֖ה מֵ⁠הַ֥ר עֵשָֽׂו</w:t>
+      </w:r>
+    </w:p>
+    <w:p>
+      <w:pPr/>
+      <w:r>
+        <w:rPr>
+          <w:lang w:val="gu_IN" w:bidi="gu_IN"/>
+        </w:rPr>
+      </w:r>
+      <w:r>
+        <w:rPr>
           <w:b/>
           <w:lang w:val="gu_IN" w:bidi="gu_IN"/>
         </w:rPr>
@@ -48019,6 +48425,20 @@
       </w:r>
       <w:r>
         <w:rPr>
+          <w:lang w:val="gu_IN" w:bidi="gu_IN"/>
+        </w:rPr>
+        <w:t>וּ⁠תְבוּנָ֖ה</w:t>
+      </w:r>
+    </w:p>
+    <w:p>
+      <w:pPr/>
+      <w:r>
+        <w:rPr>
+          <w:lang w:val="gu_IN" w:bidi="gu_IN"/>
+        </w:rPr>
+      </w:r>
+      <w:r>
+        <w:rPr>
           <w:b/>
           <w:lang w:val="gu_IN" w:bidi="gu_IN"/>
         </w:rPr>
@@ -48107,6 +48527,20 @@
       </w:r>
       <w:r>
         <w:rPr>
+          <w:lang w:val="gu_IN" w:bidi="gu_IN"/>
+        </w:rPr>
+        <w:t>מֵ⁠הַ֥ר עֵשָֽׂו</w:t>
+      </w:r>
+    </w:p>
+    <w:p>
+      <w:pPr/>
+      <w:r>
+        <w:rPr>
+          <w:lang w:val="gu_IN" w:bidi="gu_IN"/>
+        </w:rPr>
+      </w:r>
+      <w:r>
+        <w:rPr>
           <w:b/>
           <w:lang w:val="gu_IN" w:bidi="gu_IN"/>
         </w:rPr>
@@ -48184,6 +48618,20 @@
         <w:rPr>
           <w:lang w:val="gu_IN" w:bidi="gu_IN"/>
         </w:rPr>
+      </w:r>
+    </w:p>
+    <w:p>
+      <w:pPr/>
+      <w:r>
+        <w:rPr>
+          <w:lang w:val="gu_IN" w:bidi="gu_IN"/>
+        </w:rPr>
+      </w:r>
+      <w:r>
+        <w:rPr>
+          <w:lang w:val="gu_IN" w:bidi="gu_IN"/>
+        </w:rPr>
+        <w:t>עֵשָֽׂו</w:t>
       </w:r>
     </w:p>
     <w:p>
@@ -48288,6 +48736,20 @@
       </w:r>
       <w:r>
         <w:rPr>
+          <w:lang w:val="gu_IN" w:bidi="gu_IN"/>
+        </w:rPr>
+        <w:t>וְ⁠חַתּ֥וּ גִבּוֹרֶ֖י⁠ךָ תֵּימָ֑ן</w:t>
+      </w:r>
+    </w:p>
+    <w:p>
+      <w:pPr/>
+      <w:r>
+        <w:rPr>
+          <w:lang w:val="gu_IN" w:bidi="gu_IN"/>
+        </w:rPr>
+      </w:r>
+      <w:r>
+        <w:rPr>
           <w:b/>
           <w:lang w:val="gu_IN" w:bidi="gu_IN"/>
         </w:rPr>
@@ -48376,6 +48838,20 @@
       </w:r>
       <w:r>
         <w:rPr>
+          <w:lang w:val="gu_IN" w:bidi="gu_IN"/>
+        </w:rPr>
+        <w:t>תֵּימָ֑ן</w:t>
+      </w:r>
+    </w:p>
+    <w:p>
+      <w:pPr/>
+      <w:r>
+        <w:rPr>
+          <w:lang w:val="gu_IN" w:bidi="gu_IN"/>
+        </w:rPr>
+      </w:r>
+      <w:r>
+        <w:rPr>
           <w:b/>
           <w:lang w:val="gu_IN" w:bidi="gu_IN"/>
         </w:rPr>
@@ -48451,6 +48927,20 @@
       </w:r>
       <w:r>
         <w:rPr>
+          <w:lang w:val="gu_IN" w:bidi="gu_IN"/>
+        </w:rPr>
+        <w:t>לְמַ֧עַן</w:t>
+      </w:r>
+    </w:p>
+    <w:p>
+      <w:pPr/>
+      <w:r>
+        <w:rPr>
+          <w:lang w:val="gu_IN" w:bidi="gu_IN"/>
+        </w:rPr>
+      </w:r>
+      <w:r>
+        <w:rPr>
           <w:b/>
           <w:lang w:val="gu_IN" w:bidi="gu_IN"/>
         </w:rPr>
@@ -48526,6 +49016,20 @@
       </w:r>
       <w:r>
         <w:rPr>
+          <w:lang w:val="gu_IN" w:bidi="gu_IN"/>
+        </w:rPr>
+        <w:t>יִכָּֽרֶת־אִ֛ישׁ</w:t>
+      </w:r>
+    </w:p>
+    <w:p>
+      <w:pPr/>
+      <w:r>
+        <w:rPr>
+          <w:lang w:val="gu_IN" w:bidi="gu_IN"/>
+        </w:rPr>
+      </w:r>
+      <w:r>
+        <w:rPr>
           <w:b/>
           <w:lang w:val="gu_IN" w:bidi="gu_IN"/>
         </w:rPr>
@@ -48614,6 +49118,20 @@
       </w:r>
       <w:r>
         <w:rPr>
+          <w:lang w:val="gu_IN" w:bidi="gu_IN"/>
+        </w:rPr>
+        <w:t>יִכָּֽרֶת־אִ֛ישׁ</w:t>
+      </w:r>
+    </w:p>
+    <w:p>
+      <w:pPr/>
+      <w:r>
+        <w:rPr>
+          <w:lang w:val="gu_IN" w:bidi="gu_IN"/>
+        </w:rPr>
+      </w:r>
+      <w:r>
+        <w:rPr>
           <w:b/>
           <w:lang w:val="gu_IN" w:bidi="gu_IN"/>
         </w:rPr>
@@ -48689,6 +49207,20 @@
       </w:r>
       <w:r>
         <w:rPr>
+          <w:lang w:val="gu_IN" w:bidi="gu_IN"/>
+        </w:rPr>
+        <w:t>אִ֛ישׁ</w:t>
+      </w:r>
+    </w:p>
+    <w:p>
+      <w:pPr/>
+      <w:r>
+        <w:rPr>
+          <w:lang w:val="gu_IN" w:bidi="gu_IN"/>
+        </w:rPr>
+      </w:r>
+      <w:r>
+        <w:rPr>
           <w:b/>
           <w:lang w:val="gu_IN" w:bidi="gu_IN"/>
         </w:rPr>
@@ -48777,6 +49309,20 @@
       </w:r>
       <w:r>
         <w:rPr>
+          <w:lang w:val="gu_IN" w:bidi="gu_IN"/>
+        </w:rPr>
+        <w:t>מֵ⁠הַ֥ר עֵשָׂ֖ו</w:t>
+      </w:r>
+    </w:p>
+    <w:p>
+      <w:pPr/>
+      <w:r>
+        <w:rPr>
+          <w:lang w:val="gu_IN" w:bidi="gu_IN"/>
+        </w:rPr>
+      </w:r>
+      <w:r>
+        <w:rPr>
           <w:b/>
           <w:lang w:val="gu_IN" w:bidi="gu_IN"/>
         </w:rPr>
@@ -48852,6 +49398,20 @@
       </w:r>
       <w:r>
         <w:rPr>
+          <w:lang w:val="gu_IN" w:bidi="gu_IN"/>
+        </w:rPr>
+        <w:t>מִ⁠קָּֽטֶל</w:t>
+      </w:r>
+    </w:p>
+    <w:p>
+      <w:pPr/>
+      <w:r>
+        <w:rPr>
+          <w:lang w:val="gu_IN" w:bidi="gu_IN"/>
+        </w:rPr>
+      </w:r>
+      <w:r>
+        <w:rPr>
           <w:b/>
           <w:lang w:val="gu_IN" w:bidi="gu_IN"/>
         </w:rPr>
@@ -48966,6 +49526,20 @@
       </w:r>
       <w:r>
         <w:rPr>
+          <w:lang w:val="gu_IN" w:bidi="gu_IN"/>
+        </w:rPr>
+        <w:t>מִ⁠קָּֽטֶל</w:t>
+      </w:r>
+    </w:p>
+    <w:p>
+      <w:pPr/>
+      <w:r>
+        <w:rPr>
+          <w:lang w:val="gu_IN" w:bidi="gu_IN"/>
+        </w:rPr>
+      </w:r>
+      <w:r>
+        <w:rPr>
           <w:b/>
           <w:lang w:val="gu_IN" w:bidi="gu_IN"/>
         </w:rPr>
@@ -49041,6 +49615,20 @@
       </w:r>
       <w:r>
         <w:rPr>
+          <w:lang w:val="gu_IN" w:bidi="gu_IN"/>
+        </w:rPr>
+        <w:t>אָחִ֥י⁠ךָ</w:t>
+      </w:r>
+    </w:p>
+    <w:p>
+      <w:pPr/>
+      <w:r>
+        <w:rPr>
+          <w:lang w:val="gu_IN" w:bidi="gu_IN"/>
+        </w:rPr>
+      </w:r>
+      <w:r>
+        <w:rPr>
           <w:b/>
           <w:lang w:val="gu_IN" w:bidi="gu_IN"/>
         </w:rPr>
@@ -49123,6 +49711,20 @@
       </w:r>
       <w:r>
         <w:rPr>
+          <w:lang w:val="gu_IN" w:bidi="gu_IN"/>
+        </w:rPr>
+        <w:t>יַעֲקֹ֖ב</w:t>
+      </w:r>
+    </w:p>
+    <w:p>
+      <w:pPr/>
+      <w:r>
+        <w:rPr>
+          <w:lang w:val="gu_IN" w:bidi="gu_IN"/>
+        </w:rPr>
+      </w:r>
+      <w:r>
+        <w:rPr>
           <w:b/>
           <w:lang w:val="gu_IN" w:bidi="gu_IN"/>
         </w:rPr>
@@ -49200,6 +49802,20 @@
         <w:rPr>
           <w:lang w:val="gu_IN" w:bidi="gu_IN"/>
         </w:rPr>
+      </w:r>
+    </w:p>
+    <w:p>
+      <w:pPr/>
+      <w:r>
+        <w:rPr>
+          <w:lang w:val="gu_IN" w:bidi="gu_IN"/>
+        </w:rPr>
+      </w:r>
+      <w:r>
+        <w:rPr>
+          <w:lang w:val="gu_IN" w:bidi="gu_IN"/>
+        </w:rPr>
+        <w:t>תְּכַסְּ⁠ךָ֣ בוּשָׁ֑ה</w:t>
       </w:r>
     </w:p>
     <w:p>
@@ -49643,6 +50259,20 @@
       </w:r>
       <w:r>
         <w:rPr>
+          <w:lang w:val="gu_IN" w:bidi="gu_IN"/>
+        </w:rPr>
+        <w:t>עֲמָֽדְ⁠ךָ֣ מִ⁠נֶּ֔גֶד</w:t>
+      </w:r>
+    </w:p>
+    <w:p>
+      <w:pPr/>
+      <w:r>
+        <w:rPr>
+          <w:lang w:val="gu_IN" w:bidi="gu_IN"/>
+        </w:rPr>
+      </w:r>
+      <w:r>
+        <w:rPr>
           <w:b/>
           <w:lang w:val="gu_IN" w:bidi="gu_IN"/>
         </w:rPr>
@@ -49912,6 +50542,20 @@
       </w:r>
       <w:r>
         <w:rPr>
+          <w:lang w:val="gu_IN" w:bidi="gu_IN"/>
+        </w:rPr>
+        <w:t>חֵיל֑⁠וֹ</w:t>
+      </w:r>
+    </w:p>
+    <w:p>
+      <w:pPr/>
+      <w:r>
+        <w:rPr>
+          <w:lang w:val="gu_IN" w:bidi="gu_IN"/>
+        </w:rPr>
+      </w:r>
+      <w:r>
+        <w:rPr>
           <w:b/>
           <w:lang w:val="gu_IN" w:bidi="gu_IN"/>
         </w:rPr>
@@ -50006,6 +50650,20 @@
       </w:r>
       <w:r>
         <w:rPr>
+          <w:lang w:val="gu_IN" w:bidi="gu_IN"/>
+        </w:rPr>
+        <w:t>שְׁעָרָ֗יו</w:t>
+      </w:r>
+    </w:p>
+    <w:p>
+      <w:pPr/>
+      <w:r>
+        <w:rPr>
+          <w:lang w:val="gu_IN" w:bidi="gu_IN"/>
+        </w:rPr>
+      </w:r>
+      <w:r>
+        <w:rPr>
           <w:b/>
           <w:lang w:val="gu_IN" w:bidi="gu_IN"/>
         </w:rPr>
@@ -50094,6 +50752,20 @@
       </w:r>
       <w:r>
         <w:rPr>
+          <w:lang w:val="gu_IN" w:bidi="gu_IN"/>
+        </w:rPr>
+        <w:t>וְ⁠עַל־יְרוּשָׁלִַ֨ם֙ יַדּ֣וּ גוֹרָ֔ל</w:t>
+      </w:r>
+    </w:p>
+    <w:p>
+      <w:pPr/>
+      <w:r>
+        <w:rPr>
+          <w:lang w:val="gu_IN" w:bidi="gu_IN"/>
+        </w:rPr>
+      </w:r>
+      <w:r>
+        <w:rPr>
           <w:b/>
           <w:lang w:val="gu_IN" w:bidi="gu_IN"/>
         </w:rPr>
@@ -50195,6 +50867,20 @@
       </w:r>
       <w:r>
         <w:rPr>
+          <w:lang w:val="gu_IN" w:bidi="gu_IN"/>
+        </w:rPr>
+        <w:t>גַּם־אַתָּ֖ה כְּ⁠אַחַ֥ד מֵ⁠הֶֽם</w:t>
+      </w:r>
+    </w:p>
+    <w:p>
+      <w:pPr/>
+      <w:r>
+        <w:rPr>
+          <w:lang w:val="gu_IN" w:bidi="gu_IN"/>
+        </w:rPr>
+      </w:r>
+      <w:r>
+        <w:rPr>
           <w:b/>
           <w:lang w:val="gu_IN" w:bidi="gu_IN"/>
         </w:rPr>
@@ -50296,6 +50982,20 @@
       </w:r>
       <w:r>
         <w:rPr>
+          <w:lang w:val="gu_IN" w:bidi="gu_IN"/>
+        </w:rPr>
+        <w:t>וְ⁠אַל &amp; וְ⁠אַל &amp; וְ⁠אַל</w:t>
+      </w:r>
+    </w:p>
+    <w:p>
+      <w:pPr/>
+      <w:r>
+        <w:rPr>
+          <w:lang w:val="gu_IN" w:bidi="gu_IN"/>
+        </w:rPr>
+      </w:r>
+      <w:r>
+        <w:rPr>
           <w:b/>
           <w:lang w:val="gu_IN" w:bidi="gu_IN"/>
         </w:rPr>
@@ -50371,6 +51071,20 @@
       </w:r>
       <w:r>
         <w:rPr>
+          <w:lang w:val="gu_IN" w:bidi="gu_IN"/>
+        </w:rPr>
+        <w:t>וְ⁠אַל־תֵּ֤רֶא</w:t>
+      </w:r>
+    </w:p>
+    <w:p>
+      <w:pPr/>
+      <w:r>
+        <w:rPr>
+          <w:lang w:val="gu_IN" w:bidi="gu_IN"/>
+        </w:rPr>
+      </w:r>
+      <w:r>
+        <w:rPr>
           <w:b/>
           <w:lang w:val="gu_IN" w:bidi="gu_IN"/>
         </w:rPr>
@@ -50554,6 +51268,20 @@
       </w:r>
       <w:r>
         <w:rPr>
+          <w:lang w:val="gu_IN" w:bidi="gu_IN"/>
+        </w:rPr>
+        <w:t>בְ⁠יוֹם</w:t>
+      </w:r>
+    </w:p>
+    <w:p>
+      <w:pPr/>
+      <w:r>
+        <w:rPr>
+          <w:lang w:val="gu_IN" w:bidi="gu_IN"/>
+        </w:rPr>
+      </w:r>
+      <w:r>
+        <w:rPr>
           <w:b/>
           <w:lang w:val="gu_IN" w:bidi="gu_IN"/>
         </w:rPr>
@@ -50631,6 +51359,20 @@
         <w:rPr>
           <w:lang w:val="gu_IN" w:bidi="gu_IN"/>
         </w:rPr>
+      </w:r>
+    </w:p>
+    <w:p>
+      <w:pPr/>
+      <w:r>
+        <w:rPr>
+          <w:lang w:val="gu_IN" w:bidi="gu_IN"/>
+        </w:rPr>
+      </w:r>
+      <w:r>
+        <w:rPr>
+          <w:lang w:val="gu_IN" w:bidi="gu_IN"/>
+        </w:rPr>
+        <w:t>אָחִ֨י⁠ךָ֙</w:t>
       </w:r>
     </w:p>
     <w:p>
@@ -50742,6 +51484,20 @@
       </w:r>
       <w:r>
         <w:rPr>
+          <w:lang w:val="gu_IN" w:bidi="gu_IN"/>
+        </w:rPr>
+        <w:t>לִ⁠בְנֵֽי־יְהוּדָ֖ה</w:t>
+      </w:r>
+    </w:p>
+    <w:p>
+      <w:pPr/>
+      <w:r>
+        <w:rPr>
+          <w:lang w:val="gu_IN" w:bidi="gu_IN"/>
+        </w:rPr>
+      </w:r>
+      <w:r>
+        <w:rPr>
           <w:b/>
           <w:lang w:val="gu_IN" w:bidi="gu_IN"/>
         </w:rPr>
@@ -50982,6 +51738,20 @@
         <w:rPr>
           <w:lang w:val="gu_IN" w:bidi="gu_IN"/>
         </w:rPr>
+      </w:r>
+    </w:p>
+    <w:p>
+      <w:pPr/>
+      <w:r>
+        <w:rPr>
+          <w:lang w:val="gu_IN" w:bidi="gu_IN"/>
+        </w:rPr>
+      </w:r>
+      <w:r>
+        <w:rPr>
+          <w:lang w:val="gu_IN" w:bidi="gu_IN"/>
+        </w:rPr>
+        <w:t>אֵידָ֔⁠ם &amp; אֵיד֑⁠וֹ &amp; אֵידֽ⁠וֹ</w:t>
       </w:r>
     </w:p>
     <w:p>
@@ -51125,6 +51895,20 @@
       </w:r>
       <w:r>
         <w:rPr>
+          <w:lang w:val="gu_IN" w:bidi="gu_IN"/>
+        </w:rPr>
+        <w:t>גַם־אַתָּ֛ה</w:t>
+      </w:r>
+    </w:p>
+    <w:p>
+      <w:pPr/>
+      <w:r>
+        <w:rPr>
+          <w:lang w:val="gu_IN" w:bidi="gu_IN"/>
+        </w:rPr>
+      </w:r>
+      <w:r>
+        <w:rPr>
           <w:b/>
           <w:lang w:val="gu_IN" w:bidi="gu_IN"/>
         </w:rPr>
@@ -51306,6 +52090,20 @@
       </w:r>
       <w:r>
         <w:rPr>
+          <w:lang w:val="gu_IN" w:bidi="gu_IN"/>
+        </w:rPr>
+        <w:t>וְ⁠אַל־תִּשְׁלַ֥חְנָה בְ⁠חֵיל֖⁠וֹ</w:t>
+      </w:r>
+    </w:p>
+    <w:p>
+      <w:pPr/>
+      <w:r>
+        <w:rPr>
+          <w:lang w:val="gu_IN" w:bidi="gu_IN"/>
+        </w:rPr>
+      </w:r>
+      <w:r>
+        <w:rPr>
           <w:b/>
           <w:lang w:val="gu_IN" w:bidi="gu_IN"/>
         </w:rPr>
@@ -51465,6 +52263,20 @@
         <w:rPr>
           <w:lang w:val="gu_IN" w:bidi="gu_IN"/>
         </w:rPr>
+      </w:r>
+    </w:p>
+    <w:p>
+      <w:pPr/>
+      <w:r>
+        <w:rPr>
+          <w:lang w:val="gu_IN" w:bidi="gu_IN"/>
+        </w:rPr>
+      </w:r>
+      <w:r>
+        <w:rPr>
+          <w:lang w:val="gu_IN" w:bidi="gu_IN"/>
+        </w:rPr>
+        <w:t>לְ⁠הַכְרִ֖ית</w:t>
       </w:r>
     </w:p>
     <w:p>
@@ -51720,6 +52532,20 @@
       </w:r>
       <w:r>
         <w:rPr>
+          <w:lang w:val="gu_IN" w:bidi="gu_IN"/>
+        </w:rPr>
+        <w:t>כִּֽי־קָר֥וֹב יוֹם־יְהוָ֖ה עַל־כָּל־הַ⁠גּוֹיִ֑ם</w:t>
+      </w:r>
+    </w:p>
+    <w:p>
+      <w:pPr/>
+      <w:r>
+        <w:rPr>
+          <w:lang w:val="gu_IN" w:bidi="gu_IN"/>
+        </w:rPr>
+      </w:r>
+      <w:r>
+        <w:rPr>
           <w:b/>
           <w:lang w:val="gu_IN" w:bidi="gu_IN"/>
         </w:rPr>
@@ -51795,6 +52621,20 @@
       </w:r>
       <w:r>
         <w:rPr>
+          <w:lang w:val="gu_IN" w:bidi="gu_IN"/>
+        </w:rPr>
+        <w:t>יוֹם־יְהוָ֖ה</w:t>
+      </w:r>
+    </w:p>
+    <w:p>
+      <w:pPr/>
+      <w:r>
+        <w:rPr>
+          <w:lang w:val="gu_IN" w:bidi="gu_IN"/>
+        </w:rPr>
+      </w:r>
+      <w:r>
+        <w:rPr>
           <w:b/>
           <w:lang w:val="gu_IN" w:bidi="gu_IN"/>
         </w:rPr>
@@ -51877,6 +52717,20 @@
       </w:r>
       <w:r>
         <w:rPr>
+          <w:lang w:val="gu_IN" w:bidi="gu_IN"/>
+        </w:rPr>
+        <w:t>קָר֥וֹב</w:t>
+      </w:r>
+    </w:p>
+    <w:p>
+      <w:pPr/>
+      <w:r>
+        <w:rPr>
+          <w:lang w:val="gu_IN" w:bidi="gu_IN"/>
+        </w:rPr>
+      </w:r>
+      <w:r>
+        <w:rPr>
           <w:b/>
           <w:lang w:val="gu_IN" w:bidi="gu_IN"/>
         </w:rPr>
@@ -51953,6 +52807,20 @@
       </w:r>
       <w:r>
         <w:rPr>
+          <w:lang w:val="gu_IN" w:bidi="gu_IN"/>
+        </w:rPr>
+        <w:t>יֵעָ֣שֶׂה לָּ֔⁠ךְ</w:t>
+      </w:r>
+    </w:p>
+    <w:p>
+      <w:pPr/>
+      <w:r>
+        <w:rPr>
+          <w:lang w:val="gu_IN" w:bidi="gu_IN"/>
+        </w:rPr>
+      </w:r>
+      <w:r>
+        <w:rPr>
           <w:b/>
           <w:lang w:val="gu_IN" w:bidi="gu_IN"/>
         </w:rPr>
@@ -52185,6 +53053,20 @@
       </w:r>
       <w:r>
         <w:rPr>
+          <w:lang w:val="gu_IN" w:bidi="gu_IN"/>
+        </w:rPr>
+        <w:t>כִּ֗י כַּֽ⁠אֲשֶׁ֤ר שְׁתִיתֶם֙</w:t>
+      </w:r>
+    </w:p>
+    <w:p>
+      <w:pPr/>
+      <w:r>
+        <w:rPr>
+          <w:lang w:val="gu_IN" w:bidi="gu_IN"/>
+        </w:rPr>
+      </w:r>
+      <w:r>
+        <w:rPr>
           <w:b/>
           <w:lang w:val="gu_IN" w:bidi="gu_IN"/>
         </w:rPr>
@@ -52301,6 +53183,20 @@
         <w:rPr>
           <w:lang w:val="gu_IN" w:bidi="gu_IN"/>
         </w:rPr>
+      </w:r>
+    </w:p>
+    <w:p>
+      <w:pPr/>
+      <w:r>
+        <w:rPr>
+          <w:lang w:val="gu_IN" w:bidi="gu_IN"/>
+        </w:rPr>
+      </w:r>
+      <w:r>
+        <w:rPr>
+          <w:lang w:val="gu_IN" w:bidi="gu_IN"/>
+        </w:rPr>
+        <w:t>כַּֽ⁠אֲשֶׁ֤ר שְׁתִיתֶם֙</w:t>
       </w:r>
     </w:p>
     <w:p>
@@ -52436,6 +53332,20 @@
       </w:r>
       <w:r>
         <w:rPr>
+          <w:lang w:val="gu_IN" w:bidi="gu_IN"/>
+        </w:rPr>
+        <w:t>שְׁתִיתֶם֙</w:t>
+      </w:r>
+    </w:p>
+    <w:p>
+      <w:pPr/>
+      <w:r>
+        <w:rPr>
+          <w:lang w:val="gu_IN" w:bidi="gu_IN"/>
+        </w:rPr>
+      </w:r>
+      <w:r>
+        <w:rPr>
           <w:b/>
           <w:lang w:val="gu_IN" w:bidi="gu_IN"/>
         </w:rPr>
@@ -52511,6 +53421,20 @@
       </w:r>
       <w:r>
         <w:rPr>
+          <w:lang w:val="gu_IN" w:bidi="gu_IN"/>
+        </w:rPr>
+        <w:t>עַל־הַ֣ר קָדְשִׁ֔⁠י</w:t>
+      </w:r>
+    </w:p>
+    <w:p>
+      <w:pPr/>
+      <w:r>
+        <w:rPr>
+          <w:lang w:val="gu_IN" w:bidi="gu_IN"/>
+        </w:rPr>
+      </w:r>
+      <w:r>
+        <w:rPr>
           <w:b/>
           <w:lang w:val="gu_IN" w:bidi="gu_IN"/>
         </w:rPr>
@@ -52681,6 +53605,20 @@
       </w:r>
       <w:r>
         <w:rPr>
+          <w:lang w:val="gu_IN" w:bidi="gu_IN"/>
+        </w:rPr>
+        <w:t>וְ⁠שָׁת֣וּ וְ⁠לָע֔וּ</w:t>
+      </w:r>
+    </w:p>
+    <w:p>
+      <w:pPr/>
+      <w:r>
+        <w:rPr>
+          <w:lang w:val="gu_IN" w:bidi="gu_IN"/>
+        </w:rPr>
+      </w:r>
+      <w:r>
+        <w:rPr>
           <w:b/>
           <w:lang w:val="gu_IN" w:bidi="gu_IN"/>
         </w:rPr>
@@ -52866,6 +53804,20 @@
         <w:rPr>
           <w:lang w:val="gu_IN" w:bidi="gu_IN"/>
         </w:rPr>
+      </w:r>
+    </w:p>
+    <w:p>
+      <w:pPr/>
+      <w:r>
+        <w:rPr>
+          <w:lang w:val="gu_IN" w:bidi="gu_IN"/>
+        </w:rPr>
+      </w:r>
+      <w:r>
+        <w:rPr>
+          <w:lang w:val="gu_IN" w:bidi="gu_IN"/>
+        </w:rPr>
+        <w:t>וּ⁠בְ⁠הַ֥ר צִיּ֛וֹן תִּהְיֶ֥ה פְלֵיטָ֖ה</w:t>
       </w:r>
     </w:p>
     <w:p>
@@ -52983,6 +53935,20 @@
       </w:r>
       <w:r>
         <w:rPr>
+          <w:lang w:val="gu_IN" w:bidi="gu_IN"/>
+        </w:rPr>
+        <w:t>וּ⁠בְ⁠הַ֥ר צִיּ֛וֹן</w:t>
+      </w:r>
+    </w:p>
+    <w:p>
+      <w:pPr/>
+      <w:r>
+        <w:rPr>
+          <w:lang w:val="gu_IN" w:bidi="gu_IN"/>
+        </w:rPr>
+      </w:r>
+      <w:r>
+        <w:rPr>
           <w:b/>
           <w:lang w:val="gu_IN" w:bidi="gu_IN"/>
         </w:rPr>
@@ -53146,6 +54112,20 @@
       </w:r>
       <w:r>
         <w:rPr>
+          <w:lang w:val="gu_IN" w:bidi="gu_IN"/>
+        </w:rPr>
+        <w:t>בֵּ֣ית יַֽעֲקֹ֔ב</w:t>
+      </w:r>
+    </w:p>
+    <w:p>
+      <w:pPr/>
+      <w:r>
+        <w:rPr>
+          <w:lang w:val="gu_IN" w:bidi="gu_IN"/>
+        </w:rPr>
+      </w:r>
+      <w:r>
+        <w:rPr>
           <w:b/>
           <w:lang w:val="gu_IN" w:bidi="gu_IN"/>
         </w:rPr>
@@ -53234,6 +54214,20 @@
       </w:r>
       <w:r>
         <w:rPr>
+          <w:lang w:val="gu_IN" w:bidi="gu_IN"/>
+        </w:rPr>
+        <w:t>אֵ֖ת מוֹרָֽשֵׁי⁠הֶם</w:t>
+      </w:r>
+    </w:p>
+    <w:p>
+      <w:pPr/>
+      <w:r>
+        <w:rPr>
+          <w:lang w:val="gu_IN" w:bidi="gu_IN"/>
+        </w:rPr>
+      </w:r>
+      <w:r>
+        <w:rPr>
           <w:b/>
           <w:lang w:val="gu_IN" w:bidi="gu_IN"/>
         </w:rPr>
@@ -53411,6 +54405,20 @@
       </w:r>
       <w:r>
         <w:rPr>
+          <w:lang w:val="gu_IN" w:bidi="gu_IN"/>
+        </w:rPr>
+        <w:t>בֵית־יַעֲקֹ֨ב</w:t>
+      </w:r>
+    </w:p>
+    <w:p>
+      <w:pPr/>
+      <w:r>
+        <w:rPr>
+          <w:lang w:val="gu_IN" w:bidi="gu_IN"/>
+        </w:rPr>
+      </w:r>
+      <w:r>
+        <w:rPr>
           <w:b/>
           <w:lang w:val="gu_IN" w:bidi="gu_IN"/>
         </w:rPr>
@@ -53499,6 +54507,20 @@
       </w:r>
       <w:r>
         <w:rPr>
+          <w:lang w:val="gu_IN" w:bidi="gu_IN"/>
+        </w:rPr>
+        <w:t>וּ⁠בֵ֧ית יוֹסֵ֣ף</w:t>
+      </w:r>
+    </w:p>
+    <w:p>
+      <w:pPr/>
+      <w:r>
+        <w:rPr>
+          <w:lang w:val="gu_IN" w:bidi="gu_IN"/>
+        </w:rPr>
+      </w:r>
+      <w:r>
+        <w:rPr>
           <w:b/>
           <w:lang w:val="gu_IN" w:bidi="gu_IN"/>
         </w:rPr>
@@ -53649,6 +54671,20 @@
       </w:r>
       <w:r>
         <w:rPr>
+          <w:lang w:val="gu_IN" w:bidi="gu_IN"/>
+        </w:rPr>
+        <w:t>אֵ֜שׁ &amp; לֶהָבָ֗ה &amp; לְ⁠קַ֔שׁ</w:t>
+      </w:r>
+    </w:p>
+    <w:p>
+      <w:pPr/>
+      <w:r>
+        <w:rPr>
+          <w:lang w:val="gu_IN" w:bidi="gu_IN"/>
+        </w:rPr>
+      </w:r>
+      <w:r>
+        <w:rPr>
           <w:b/>
           <w:lang w:val="gu_IN" w:bidi="gu_IN"/>
         </w:rPr>
@@ -53724,6 +54760,20 @@
       </w:r>
       <w:r>
         <w:rPr>
+          <w:lang w:val="gu_IN" w:bidi="gu_IN"/>
+        </w:rPr>
+        <w:t>לְ⁠קַ֔שׁ</w:t>
+      </w:r>
+    </w:p>
+    <w:p>
+      <w:pPr/>
+      <w:r>
+        <w:rPr>
+          <w:lang w:val="gu_IN" w:bidi="gu_IN"/>
+        </w:rPr>
+      </w:r>
+      <w:r>
+        <w:rPr>
           <w:b/>
           <w:lang w:val="gu_IN" w:bidi="gu_IN"/>
         </w:rPr>
@@ -53806,6 +54856,20 @@
       </w:r>
       <w:r>
         <w:rPr>
+          <w:lang w:val="gu_IN" w:bidi="gu_IN"/>
+        </w:rPr>
+        <w:t>וְ⁠דָלְק֥וּ בָ⁠הֶ֖ם וַ⁠אֲכָל֑וּ⁠ם</w:t>
+      </w:r>
+    </w:p>
+    <w:p>
+      <w:pPr/>
+      <w:r>
+        <w:rPr>
+          <w:lang w:val="gu_IN" w:bidi="gu_IN"/>
+        </w:rPr>
+      </w:r>
+      <w:r>
+        <w:rPr>
           <w:b/>
           <w:lang w:val="gu_IN" w:bidi="gu_IN"/>
         </w:rPr>
@@ -53901,6 +54965,20 @@
       </w:r>
       <w:r>
         <w:rPr>
+          <w:lang w:val="gu_IN" w:bidi="gu_IN"/>
+        </w:rPr>
+        <w:t>כִּ֥י</w:t>
+      </w:r>
+    </w:p>
+    <w:p>
+      <w:pPr/>
+      <w:r>
+        <w:rPr>
+          <w:lang w:val="gu_IN" w:bidi="gu_IN"/>
+        </w:rPr>
+      </w:r>
+      <w:r>
+        <w:rPr>
           <w:b/>
           <w:lang w:val="gu_IN" w:bidi="gu_IN"/>
         </w:rPr>
@@ -53989,6 +55067,20 @@
       </w:r>
       <w:r>
         <w:rPr>
+          <w:lang w:val="gu_IN" w:bidi="gu_IN"/>
+        </w:rPr>
+        <w:t>כִּ֥י יְהוָ֖ה דִּבֵּֽר</w:t>
+      </w:r>
+    </w:p>
+    <w:p>
+      <w:pPr/>
+      <w:r>
+        <w:rPr>
+          <w:lang w:val="gu_IN" w:bidi="gu_IN"/>
+        </w:rPr>
+      </w:r>
+      <w:r>
+        <w:rPr>
           <w:b/>
           <w:lang w:val="gu_IN" w:bidi="gu_IN"/>
         </w:rPr>
@@ -54064,6 +55156,20 @@
       </w:r>
       <w:r>
         <w:rPr>
+          <w:lang w:val="gu_IN" w:bidi="gu_IN"/>
+        </w:rPr>
+        <w:t>וְ⁠יָרְשׁ֨וּ</w:t>
+      </w:r>
+    </w:p>
+    <w:p>
+      <w:pPr/>
+      <w:r>
+        <w:rPr>
+          <w:lang w:val="gu_IN" w:bidi="gu_IN"/>
+        </w:rPr>
+      </w:r>
+      <w:r>
+        <w:rPr>
           <w:b/>
           <w:lang w:val="gu_IN" w:bidi="gu_IN"/>
         </w:rPr>
@@ -54127,6 +55233,20 @@
       </w:r>
       <w:r>
         <w:rPr>
+          <w:lang w:val="gu_IN" w:bidi="gu_IN"/>
+        </w:rPr>
+        <w:t>הַ⁠נֶּ֜גֶב</w:t>
+      </w:r>
+    </w:p>
+    <w:p>
+      <w:pPr/>
+      <w:r>
+        <w:rPr>
+          <w:lang w:val="gu_IN" w:bidi="gu_IN"/>
+        </w:rPr>
+      </w:r>
+      <w:r>
+        <w:rPr>
           <w:b/>
           <w:lang w:val="gu_IN" w:bidi="gu_IN"/>
         </w:rPr>
@@ -54209,6 +55329,20 @@
       </w:r>
       <w:r>
         <w:rPr>
+          <w:lang w:val="gu_IN" w:bidi="gu_IN"/>
+        </w:rPr>
+        <w:t>אֶת־הַ֣ר עֵשָׂ֗ו</w:t>
+      </w:r>
+    </w:p>
+    <w:p>
+      <w:pPr/>
+      <w:r>
+        <w:rPr>
+          <w:lang w:val="gu_IN" w:bidi="gu_IN"/>
+        </w:rPr>
+      </w:r>
+      <w:r>
+        <w:rPr>
           <w:b/>
           <w:lang w:val="gu_IN" w:bidi="gu_IN"/>
         </w:rPr>
@@ -54284,6 +55418,20 @@
       </w:r>
       <w:r>
         <w:rPr>
+          <w:lang w:val="gu_IN" w:bidi="gu_IN"/>
+        </w:rPr>
+        <w:t>וְ⁠הַ⁠שְּׁפֵלָה֙</w:t>
+      </w:r>
+    </w:p>
+    <w:p>
+      <w:pPr/>
+      <w:r>
+        <w:rPr>
+          <w:lang w:val="gu_IN" w:bidi="gu_IN"/>
+        </w:rPr>
+      </w:r>
+      <w:r>
+        <w:rPr>
           <w:b/>
           <w:lang w:val="gu_IN" w:bidi="gu_IN"/>
         </w:rPr>
@@ -54454,6 +55602,20 @@
       </w:r>
       <w:r>
         <w:rPr>
+          <w:lang w:val="gu_IN" w:bidi="gu_IN"/>
+        </w:rPr>
+        <w:t>אֶת־פְּלִשְׁתִּ֔ים</w:t>
+      </w:r>
+    </w:p>
+    <w:p>
+      <w:pPr/>
+      <w:r>
+        <w:rPr>
+          <w:lang w:val="gu_IN" w:bidi="gu_IN"/>
+        </w:rPr>
+      </w:r>
+      <w:r>
+        <w:rPr>
           <w:b/>
           <w:lang w:val="gu_IN" w:bidi="gu_IN"/>
         </w:rPr>
@@ -54599,6 +55761,20 @@
       </w:r>
       <w:r>
         <w:rPr>
+          <w:lang w:val="gu_IN" w:bidi="gu_IN"/>
+        </w:rPr>
+        <w:t>אֶת־שְׂדֵ֣ה אֶפְרַ֔יִם וְ⁠אֵ֖ת שְׂדֵ֣ה שֹׁמְר֑וֹן</w:t>
+      </w:r>
+    </w:p>
+    <w:p>
+      <w:pPr/>
+      <w:r>
+        <w:rPr>
+          <w:lang w:val="gu_IN" w:bidi="gu_IN"/>
+        </w:rPr>
+      </w:r>
+      <w:r>
+        <w:rPr>
           <w:b/>
           <w:lang w:val="gu_IN" w:bidi="gu_IN"/>
         </w:rPr>
@@ -54713,6 +55889,20 @@
       </w:r>
       <w:r>
         <w:rPr>
+          <w:lang w:val="gu_IN" w:bidi="gu_IN"/>
+        </w:rPr>
+        <w:t>וּ⁠בִנְיָמִ֖ן</w:t>
+      </w:r>
+    </w:p>
+    <w:p>
+      <w:pPr/>
+      <w:r>
+        <w:rPr>
+          <w:lang w:val="gu_IN" w:bidi="gu_IN"/>
+        </w:rPr>
+      </w:r>
+      <w:r>
+        <w:rPr>
           <w:b/>
           <w:lang w:val="gu_IN" w:bidi="gu_IN"/>
         </w:rPr>
@@ -54801,6 +55991,20 @@
       </w:r>
       <w:r>
         <w:rPr>
+          <w:lang w:val="gu_IN" w:bidi="gu_IN"/>
+        </w:rPr>
+        <w:t>וּ⁠בִנְיָמִ֖ן אֶת־הַ⁠גִּלְעָֽד</w:t>
+      </w:r>
+    </w:p>
+    <w:p>
+      <w:pPr/>
+      <w:r>
+        <w:rPr>
+          <w:lang w:val="gu_IN" w:bidi="gu_IN"/>
+        </w:rPr>
+      </w:r>
+      <w:r>
+        <w:rPr>
           <w:b/>
           <w:lang w:val="gu_IN" w:bidi="gu_IN"/>
         </w:rPr>
@@ -54889,6 +56093,20 @@
       </w:r>
       <w:r>
         <w:rPr>
+          <w:lang w:val="gu_IN" w:bidi="gu_IN"/>
+        </w:rPr>
+        <w:t>אֶת־הַ⁠גִּלְעָֽד</w:t>
+      </w:r>
+    </w:p>
+    <w:p>
+      <w:pPr/>
+      <w:r>
+        <w:rPr>
+          <w:lang w:val="gu_IN" w:bidi="gu_IN"/>
+        </w:rPr>
+      </w:r>
+      <w:r>
+        <w:rPr>
           <w:b/>
           <w:lang w:val="gu_IN" w:bidi="gu_IN"/>
         </w:rPr>
@@ -54971,6 +56189,20 @@
       </w:r>
       <w:r>
         <w:rPr>
+          <w:lang w:val="gu_IN" w:bidi="gu_IN"/>
+        </w:rPr>
+        <w:t>וְ⁠גָלֻ֣ת הַֽ⁠חֵל־הַ֠⁠זֶּה</w:t>
+      </w:r>
+    </w:p>
+    <w:p>
+      <w:pPr/>
+      <w:r>
+        <w:rPr>
+          <w:lang w:val="gu_IN" w:bidi="gu_IN"/>
+        </w:rPr>
+      </w:r>
+      <w:r>
+        <w:rPr>
           <w:b/>
           <w:lang w:val="gu_IN" w:bidi="gu_IN"/>
         </w:rPr>
@@ -55059,6 +56291,20 @@
       </w:r>
       <w:r>
         <w:rPr>
+          <w:lang w:val="gu_IN" w:bidi="gu_IN"/>
+        </w:rPr>
+        <w:t>הַֽ⁠חֵל</w:t>
+      </w:r>
+    </w:p>
+    <w:p>
+      <w:pPr/>
+      <w:r>
+        <w:rPr>
+          <w:lang w:val="gu_IN" w:bidi="gu_IN"/>
+        </w:rPr>
+      </w:r>
+      <w:r>
+        <w:rPr>
           <w:b/>
           <w:lang w:val="gu_IN" w:bidi="gu_IN"/>
         </w:rPr>
@@ -55135,6 +56381,20 @@
       </w:r>
       <w:r>
         <w:rPr>
+          <w:lang w:val="gu_IN" w:bidi="gu_IN"/>
+        </w:rPr>
+        <w:t>לִ⁠בְנֵ֨י יִשְׂרָאֵ֤ל</w:t>
+      </w:r>
+    </w:p>
+    <w:p>
+      <w:pPr/>
+      <w:r>
+        <w:rPr>
+          <w:lang w:val="gu_IN" w:bidi="gu_IN"/>
+        </w:rPr>
+      </w:r>
+      <w:r>
+        <w:rPr>
           <w:b/>
           <w:lang w:val="gu_IN" w:bidi="gu_IN"/>
         </w:rPr>
@@ -55262,6 +56522,20 @@
       </w:r>
       <w:r>
         <w:rPr>
+          <w:lang w:val="gu_IN" w:bidi="gu_IN"/>
+        </w:rPr>
+        <w:t>אֲשֶֽׁר־כְּנַעֲנִים֙</w:t>
+      </w:r>
+    </w:p>
+    <w:p>
+      <w:pPr/>
+      <w:r>
+        <w:rPr>
+          <w:lang w:val="gu_IN" w:bidi="gu_IN"/>
+        </w:rPr>
+      </w:r>
+      <w:r>
+        <w:rPr>
           <w:b/>
           <w:lang w:val="gu_IN" w:bidi="gu_IN"/>
         </w:rPr>
@@ -55337,6 +56611,20 @@
       </w:r>
       <w:r>
         <w:rPr>
+          <w:lang w:val="gu_IN" w:bidi="gu_IN"/>
+        </w:rPr>
+        <w:t>עַד־צָ֣רְפַ֔ת</w:t>
+      </w:r>
+    </w:p>
+    <w:p>
+      <w:pPr/>
+      <w:r>
+        <w:rPr>
+          <w:lang w:val="gu_IN" w:bidi="gu_IN"/>
+        </w:rPr>
+      </w:r>
+      <w:r>
+        <w:rPr>
           <w:b/>
           <w:lang w:val="gu_IN" w:bidi="gu_IN"/>
         </w:rPr>
@@ -55412,6 +56700,20 @@
       </w:r>
       <w:r>
         <w:rPr>
+          <w:lang w:val="gu_IN" w:bidi="gu_IN"/>
+        </w:rPr>
+        <w:t>עַד־צָ֣רְפַ֔ת</w:t>
+      </w:r>
+    </w:p>
+    <w:p>
+      <w:pPr/>
+      <w:r>
+        <w:rPr>
+          <w:lang w:val="gu_IN" w:bidi="gu_IN"/>
+        </w:rPr>
+      </w:r>
+      <w:r>
+        <w:rPr>
           <w:b/>
           <w:lang w:val="gu_IN" w:bidi="gu_IN"/>
         </w:rPr>
@@ -55487,6 +56789,20 @@
       </w:r>
       <w:r>
         <w:rPr>
+          <w:lang w:val="gu_IN" w:bidi="gu_IN"/>
+        </w:rPr>
+        <w:t>וְ⁠גָלֻ֥ת יְרוּשָׁלִַ֖ם</w:t>
+      </w:r>
+    </w:p>
+    <w:p>
+      <w:pPr/>
+      <w:r>
+        <w:rPr>
+          <w:lang w:val="gu_IN" w:bidi="gu_IN"/>
+        </w:rPr>
+      </w:r>
+      <w:r>
+        <w:rPr>
           <w:b/>
           <w:lang w:val="gu_IN" w:bidi="gu_IN"/>
         </w:rPr>
@@ -55575,6 +56891,20 @@
       </w:r>
       <w:r>
         <w:rPr>
+          <w:lang w:val="gu_IN" w:bidi="gu_IN"/>
+        </w:rPr>
+        <w:t>בִּ⁠סְפָרַ֑ד</w:t>
+      </w:r>
+    </w:p>
+    <w:p>
+      <w:pPr/>
+      <w:r>
+        <w:rPr>
+          <w:lang w:val="gu_IN" w:bidi="gu_IN"/>
+        </w:rPr>
+      </w:r>
+      <w:r>
+        <w:rPr>
           <w:b/>
           <w:lang w:val="gu_IN" w:bidi="gu_IN"/>
         </w:rPr>
@@ -55657,6 +56987,20 @@
       </w:r>
       <w:r>
         <w:rPr>
+          <w:lang w:val="gu_IN" w:bidi="gu_IN"/>
+        </w:rPr>
+        <w:t>יִֽרְשׁ֕וּ</w:t>
+      </w:r>
+    </w:p>
+    <w:p>
+      <w:pPr/>
+      <w:r>
+        <w:rPr>
+          <w:lang w:val="gu_IN" w:bidi="gu_IN"/>
+        </w:rPr>
+      </w:r>
+      <w:r>
+        <w:rPr>
           <w:b/>
           <w:lang w:val="gu_IN" w:bidi="gu_IN"/>
         </w:rPr>
@@ -55728,6 +57072,20 @@
         <w:rPr>
           <w:lang w:val="gu_IN" w:bidi="gu_IN"/>
         </w:rPr>
+      </w:r>
+    </w:p>
+    <w:p>
+      <w:pPr/>
+      <w:r>
+        <w:rPr>
+          <w:lang w:val="gu_IN" w:bidi="gu_IN"/>
+        </w:rPr>
+      </w:r>
+      <w:r>
+        <w:rPr>
+          <w:lang w:val="gu_IN" w:bidi="gu_IN"/>
+        </w:rPr>
+        <w:t>הַ⁠נֶּֽגֶב</w:t>
       </w:r>
     </w:p>
     <w:p>
@@ -55839,6 +57197,20 @@
       </w:r>
       <w:r>
         <w:rPr>
+          <w:lang w:val="gu_IN" w:bidi="gu_IN"/>
+        </w:rPr>
+        <w:t>וְ⁠עָל֤וּ מֽוֹשִׁעִים֙ בְּ⁠הַ֣ר צִיּ֔וֹן לִ⁠שְׁפֹּ֖ט אֶת־הַ֣ר עֵשָׂ֑ו</w:t>
+      </w:r>
+    </w:p>
+    <w:p>
+      <w:pPr/>
+      <w:r>
+        <w:rPr>
+          <w:lang w:val="gu_IN" w:bidi="gu_IN"/>
+        </w:rPr>
+      </w:r>
+      <w:r>
+        <w:rPr>
           <w:b/>
           <w:lang w:val="gu_IN" w:bidi="gu_IN"/>
         </w:rPr>
@@ -55947,6 +57319,20 @@
       </w:r>
       <w:r>
         <w:rPr>
+          <w:lang w:val="gu_IN" w:bidi="gu_IN"/>
+        </w:rPr>
+        <w:t>מֽוֹשִׁעִים֙</w:t>
+      </w:r>
+    </w:p>
+    <w:p>
+      <w:pPr/>
+      <w:r>
+        <w:rPr>
+          <w:lang w:val="gu_IN" w:bidi="gu_IN"/>
+        </w:rPr>
+      </w:r>
+      <w:r>
+        <w:rPr>
           <w:b/>
           <w:lang w:val="gu_IN" w:bidi="gu_IN"/>
         </w:rPr>
@@ -56023,6 +57409,20 @@
       </w:r>
       <w:r>
         <w:rPr>
+          <w:lang w:val="gu_IN" w:bidi="gu_IN"/>
+        </w:rPr>
+        <w:t>בְּ⁠הַ֣ר צִיּ֔וֹן</w:t>
+      </w:r>
+    </w:p>
+    <w:p>
+      <w:pPr/>
+      <w:r>
+        <w:rPr>
+          <w:lang w:val="gu_IN" w:bidi="gu_IN"/>
+        </w:rPr>
+      </w:r>
+      <w:r>
+        <w:rPr>
           <w:b/>
           <w:lang w:val="gu_IN" w:bidi="gu_IN"/>
         </w:rPr>
@@ -56087,6 +57487,20 @@
         <w:rPr>
           <w:lang w:val="gu_IN" w:bidi="gu_IN"/>
         </w:rPr>
+      </w:r>
+    </w:p>
+    <w:p>
+      <w:pPr/>
+      <w:r>
+        <w:rPr>
+          <w:lang w:val="gu_IN" w:bidi="gu_IN"/>
+        </w:rPr>
+      </w:r>
+      <w:r>
+        <w:rPr>
+          <w:lang w:val="gu_IN" w:bidi="gu_IN"/>
+        </w:rPr>
+        <w:t>אֶת־הַ֣ר עֵשָׂ֑ו</w:t>
       </w:r>
     </w:p>
     <w:p>

--- a/guj/docx/31.content.docx
+++ b/guj/docx/31.content.docx
@@ -43584,6 +43584,20 @@
       </w:r>
       <w:r>
         <w:rPr>
+          <w:lang w:val="gu_IN" w:bidi="gu_IN"/>
+        </w:rPr>
+        <w:t>כֹּֽה־אָמַר֩ אֲדֹנָ֨⁠י יְהוִ֜ה</w:t>
+      </w:r>
+    </w:p>
+    <w:p>
+      <w:pPr/>
+      <w:r>
+        <w:rPr>
+          <w:lang w:val="gu_IN" w:bidi="gu_IN"/>
+        </w:rPr>
+      </w:r>
+      <w:r>
+        <w:rPr>
           <w:b/>
           <w:lang w:val="gu_IN" w:bidi="gu_IN"/>
         </w:rPr>
@@ -43659,6 +43673,20 @@
       </w:r>
       <w:r>
         <w:rPr>
+          <w:lang w:val="gu_IN" w:bidi="gu_IN"/>
+        </w:rPr>
+        <w:t>יְהוִ֜ה</w:t>
+      </w:r>
+    </w:p>
+    <w:p>
+      <w:pPr/>
+      <w:r>
+        <w:rPr>
+          <w:lang w:val="gu_IN" w:bidi="gu_IN"/>
+        </w:rPr>
+      </w:r>
+      <w:r>
+        <w:rPr>
           <w:b/>
           <w:lang w:val="gu_IN" w:bidi="gu_IN"/>
         </w:rPr>
@@ -44040,6 +44068,20 @@
       </w:r>
       <w:r>
         <w:rPr>
+          <w:lang w:val="gu_IN" w:bidi="gu_IN"/>
+        </w:rPr>
+        <w:t>וְ⁠צִיר֙ &amp; שֻׁלָּ֔ח</w:t>
+      </w:r>
+    </w:p>
+    <w:p>
+      <w:pPr/>
+      <w:r>
+        <w:rPr>
+          <w:lang w:val="gu_IN" w:bidi="gu_IN"/>
+        </w:rPr>
+      </w:r>
+      <w:r>
+        <w:rPr>
           <w:b/>
           <w:lang w:val="gu_IN" w:bidi="gu_IN"/>
         </w:rPr>
@@ -44115,6 +44157,20 @@
       </w:r>
       <w:r>
         <w:rPr>
+          <w:lang w:val="gu_IN" w:bidi="gu_IN"/>
+        </w:rPr>
+        <w:t>וְ⁠צִיר֙ &amp; שֻׁלָּ֔ח</w:t>
+      </w:r>
+    </w:p>
+    <w:p>
+      <w:pPr/>
+      <w:r>
+        <w:rPr>
+          <w:lang w:val="gu_IN" w:bidi="gu_IN"/>
+        </w:rPr>
+      </w:r>
+      <w:r>
+        <w:rPr>
           <w:b/>
           <w:lang w:val="gu_IN" w:bidi="gu_IN"/>
         </w:rPr>
@@ -44190,6 +44246,20 @@
       </w:r>
       <w:r>
         <w:rPr>
+          <w:lang w:val="gu_IN" w:bidi="gu_IN"/>
+        </w:rPr>
+        <w:t>ק֛וּמוּ וְ⁠נָק֥וּמָה עָלֶי⁠הָ לַ⁠מִּלְחָמָֽה</w:t>
+      </w:r>
+    </w:p>
+    <w:p>
+      <w:pPr/>
+      <w:r>
+        <w:rPr>
+          <w:lang w:val="gu_IN" w:bidi="gu_IN"/>
+        </w:rPr>
+      </w:r>
+      <w:r>
+        <w:rPr>
           <w:b/>
           <w:lang w:val="gu_IN" w:bidi="gu_IN"/>
         </w:rPr>
@@ -44354,6 +44424,20 @@
       </w:r>
       <w:r>
         <w:rPr>
+          <w:lang w:val="gu_IN" w:bidi="gu_IN"/>
+        </w:rPr>
+        <w:t>וְ⁠נָק֥וּמָה עָלֶי⁠הָ</w:t>
+      </w:r>
+    </w:p>
+    <w:p>
+      <w:pPr/>
+      <w:r>
+        <w:rPr>
+          <w:lang w:val="gu_IN" w:bidi="gu_IN"/>
+        </w:rPr>
+      </w:r>
+      <w:r>
+        <w:rPr>
           <w:b/>
           <w:lang w:val="gu_IN" w:bidi="gu_IN"/>
         </w:rPr>
@@ -44429,6 +44513,20 @@
       </w:r>
       <w:r>
         <w:rPr>
+          <w:lang w:val="gu_IN" w:bidi="gu_IN"/>
+        </w:rPr>
+        <w:t>וְ⁠נָק֥וּמָה עָלֶי⁠הָ</w:t>
+      </w:r>
+    </w:p>
+    <w:p>
+      <w:pPr/>
+      <w:r>
+        <w:rPr>
+          <w:lang w:val="gu_IN" w:bidi="gu_IN"/>
+        </w:rPr>
+      </w:r>
+      <w:r>
+        <w:rPr>
           <w:b/>
           <w:lang w:val="gu_IN" w:bidi="gu_IN"/>
         </w:rPr>
@@ -44785,6 +44883,20 @@
       </w:r>
       <w:r>
         <w:rPr>
+          <w:lang w:val="gu_IN" w:bidi="gu_IN"/>
+        </w:rPr>
+        <w:t>קָטֹ֛ן נְתַתִּ֖י⁠ךָ בַּ⁠גּוֹיִ֑ם בָּז֥וּי אַתָּ֖ה מְאֹֽד</w:t>
+      </w:r>
+    </w:p>
+    <w:p>
+      <w:pPr/>
+      <w:r>
+        <w:rPr>
+          <w:lang w:val="gu_IN" w:bidi="gu_IN"/>
+        </w:rPr>
+      </w:r>
+      <w:r>
+        <w:rPr>
           <w:b/>
           <w:lang w:val="gu_IN" w:bidi="gu_IN"/>
         </w:rPr>
@@ -44860,6 +44972,20 @@
       </w:r>
       <w:r>
         <w:rPr>
+          <w:lang w:val="gu_IN" w:bidi="gu_IN"/>
+        </w:rPr>
+        <w:t>קָטֹ֛ן נְתַתִּ֖י⁠ךָ בַּ⁠גּוֹיִ֑ם</w:t>
+      </w:r>
+    </w:p>
+    <w:p>
+      <w:pPr/>
+      <w:r>
+        <w:rPr>
+          <w:lang w:val="gu_IN" w:bidi="gu_IN"/>
+        </w:rPr>
+      </w:r>
+      <w:r>
+        <w:rPr>
           <w:b/>
           <w:lang w:val="gu_IN" w:bidi="gu_IN"/>
         </w:rPr>
@@ -44935,6 +45061,20 @@
       </w:r>
       <w:r>
         <w:rPr>
+          <w:lang w:val="gu_IN" w:bidi="gu_IN"/>
+        </w:rPr>
+        <w:t>בָּז֥וּי אַתָּ֖ה מְאֹֽד</w:t>
+      </w:r>
+    </w:p>
+    <w:p>
+      <w:pPr/>
+      <w:r>
+        <w:rPr>
+          <w:lang w:val="gu_IN" w:bidi="gu_IN"/>
+        </w:rPr>
+      </w:r>
+      <w:r>
+        <w:rPr>
           <w:b/>
           <w:lang w:val="gu_IN" w:bidi="gu_IN"/>
         </w:rPr>
@@ -45010,6 +45150,20 @@
       </w:r>
       <w:r>
         <w:rPr>
+          <w:lang w:val="gu_IN" w:bidi="gu_IN"/>
+        </w:rPr>
+        <w:t>זְד֤וֹן לִבְּ⁠ךָ֙ הִשִּׁיאֶ֔⁠ךָ</w:t>
+      </w:r>
+    </w:p>
+    <w:p>
+      <w:pPr/>
+      <w:r>
+        <w:rPr>
+          <w:lang w:val="gu_IN" w:bidi="gu_IN"/>
+        </w:rPr>
+      </w:r>
+      <w:r>
+        <w:rPr>
           <w:b/>
           <w:lang w:val="gu_IN" w:bidi="gu_IN"/>
         </w:rPr>
@@ -45098,6 +45252,20 @@
       </w:r>
       <w:r>
         <w:rPr>
+          <w:lang w:val="gu_IN" w:bidi="gu_IN"/>
+        </w:rPr>
+        <w:t>זְד֤וֹן לִבְּ⁠ךָ֙ הִשִּׁיאֶ֔⁠ךָ</w:t>
+      </w:r>
+    </w:p>
+    <w:p>
+      <w:pPr/>
+      <w:r>
+        <w:rPr>
+          <w:lang w:val="gu_IN" w:bidi="gu_IN"/>
+        </w:rPr>
+      </w:r>
+      <w:r>
+        <w:rPr>
           <w:b/>
           <w:lang w:val="gu_IN" w:bidi="gu_IN"/>
         </w:rPr>
@@ -45288,6 +45456,20 @@
       </w:r>
       <w:r>
         <w:rPr>
+          <w:lang w:val="gu_IN" w:bidi="gu_IN"/>
+        </w:rPr>
+        <w:t>זְד֤וֹן לִבְּ⁠ךָ֙</w:t>
+      </w:r>
+    </w:p>
+    <w:p>
+      <w:pPr/>
+      <w:r>
+        <w:rPr>
+          <w:lang w:val="gu_IN" w:bidi="gu_IN"/>
+        </w:rPr>
+      </w:r>
+      <w:r>
+        <w:rPr>
           <w:b/>
           <w:lang w:val="gu_IN" w:bidi="gu_IN"/>
         </w:rPr>
@@ -45504,6 +45686,20 @@
       </w:r>
       <w:r>
         <w:rPr>
+          <w:lang w:val="gu_IN" w:bidi="gu_IN"/>
+        </w:rPr>
+        <w:t>בְ⁠חַגְוֵי־סֶּ֖לַע</w:t>
+      </w:r>
+    </w:p>
+    <w:p>
+      <w:pPr/>
+      <w:r>
+        <w:rPr>
+          <w:lang w:val="gu_IN" w:bidi="gu_IN"/>
+        </w:rPr>
+      </w:r>
+      <w:r>
+        <w:rPr>
           <w:b/>
           <w:lang w:val="gu_IN" w:bidi="gu_IN"/>
         </w:rPr>
@@ -45695,6 +45891,20 @@
       </w:r>
       <w:r>
         <w:rPr>
+          <w:lang w:val="gu_IN" w:bidi="gu_IN"/>
+        </w:rPr>
+        <w:t>אֹמֵ֣ר בְּ⁠לִבּ֔⁠וֹ</w:t>
+      </w:r>
+    </w:p>
+    <w:p>
+      <w:pPr/>
+      <w:r>
+        <w:rPr>
+          <w:lang w:val="gu_IN" w:bidi="gu_IN"/>
+        </w:rPr>
+      </w:r>
+      <w:r>
+        <w:rPr>
           <w:b/>
           <w:lang w:val="gu_IN" w:bidi="gu_IN"/>
         </w:rPr>
@@ -45770,6 +45980,20 @@
       </w:r>
       <w:r>
         <w:rPr>
+          <w:lang w:val="gu_IN" w:bidi="gu_IN"/>
+        </w:rPr>
+        <w:t>מִ֥י יוֹרִדֵ֖⁠נִי אָֽרֶץ</w:t>
+      </w:r>
+    </w:p>
+    <w:p>
+      <w:pPr/>
+      <w:r>
+        <w:rPr>
+          <w:lang w:val="gu_IN" w:bidi="gu_IN"/>
+        </w:rPr>
+      </w:r>
+      <w:r>
+        <w:rPr>
           <w:b/>
           <w:lang w:val="gu_IN" w:bidi="gu_IN"/>
         </w:rPr>
@@ -45845,6 +46069,20 @@
       </w:r>
       <w:r>
         <w:rPr>
+          <w:lang w:val="gu_IN" w:bidi="gu_IN"/>
+        </w:rPr>
+        <w:t>אִם־תַּגְבִּ֣יהַּ כַּ⁠נֶּ֔שֶׁר וְ⁠אִם־בֵּ֥ין כּֽוֹכָבִ֖ים שִׂ֣ים קִנֶּ֑⁠ךָ</w:t>
+      </w:r>
+    </w:p>
+    <w:p>
+      <w:pPr/>
+      <w:r>
+        <w:rPr>
+          <w:lang w:val="gu_IN" w:bidi="gu_IN"/>
+        </w:rPr>
+      </w:r>
+      <w:r>
+        <w:rPr>
           <w:b/>
           <w:lang w:val="gu_IN" w:bidi="gu_IN"/>
         </w:rPr>
@@ -45920,6 +46158,20 @@
       </w:r>
       <w:r>
         <w:rPr>
+          <w:lang w:val="gu_IN" w:bidi="gu_IN"/>
+        </w:rPr>
+        <w:t>אִם־תַּגְבִּ֣יהַּ כַּ⁠נֶּ֔שֶׁר וְ⁠אִם־בֵּ֥ין כּֽוֹכָבִ֖ים שִׂ֣ים קִנֶּ֑⁠ךָ</w:t>
+      </w:r>
+    </w:p>
+    <w:p>
+      <w:pPr/>
+      <w:r>
+        <w:rPr>
+          <w:lang w:val="gu_IN" w:bidi="gu_IN"/>
+        </w:rPr>
+      </w:r>
+      <w:r>
+        <w:rPr>
           <w:b/>
           <w:lang w:val="gu_IN" w:bidi="gu_IN"/>
         </w:rPr>
@@ -46365,6 +46617,20 @@
       </w:r>
       <w:r>
         <w:rPr>
+          <w:lang w:val="gu_IN" w:bidi="gu_IN"/>
+        </w:rPr>
+        <w:t>אִם־גַּנָּבִ֤ים בָּאֽוּ־לְ⁠ךָ֙ אִם־שׁ֣וֹדְדֵי לַ֔יְלָה</w:t>
+      </w:r>
+    </w:p>
+    <w:p>
+      <w:pPr/>
+      <w:r>
+        <w:rPr>
+          <w:lang w:val="gu_IN" w:bidi="gu_IN"/>
+        </w:rPr>
+      </w:r>
+      <w:r>
+        <w:rPr>
           <w:b/>
           <w:lang w:val="gu_IN" w:bidi="gu_IN"/>
         </w:rPr>
@@ -46440,6 +46706,20 @@
       </w:r>
       <w:r>
         <w:rPr>
+          <w:lang w:val="gu_IN" w:bidi="gu_IN"/>
+        </w:rPr>
+        <w:t>אֵ֣יךְ נִדְמֵ֔יתָה</w:t>
+      </w:r>
+    </w:p>
+    <w:p>
+      <w:pPr/>
+      <w:r>
+        <w:rPr>
+          <w:lang w:val="gu_IN" w:bidi="gu_IN"/>
+        </w:rPr>
+      </w:r>
+      <w:r>
+        <w:rPr>
           <w:b/>
           <w:lang w:val="gu_IN" w:bidi="gu_IN"/>
         </w:rPr>
@@ -46693,6 +46973,20 @@
       </w:r>
       <w:r>
         <w:rPr>
+          <w:lang w:val="gu_IN" w:bidi="gu_IN"/>
+        </w:rPr>
+        <w:t>אִם־בֹּֽצְרִים֙ בָּ֣אוּ לָ֔⁠ךְ הֲ⁠ל֖וֹא יַשְׁאִ֥ירוּ עֹלֵלֽוֹת</w:t>
+      </w:r>
+    </w:p>
+    <w:p>
+      <w:pPr/>
+      <w:r>
+        <w:rPr>
+          <w:lang w:val="gu_IN" w:bidi="gu_IN"/>
+        </w:rPr>
+      </w:r>
+      <w:r>
+        <w:rPr>
           <w:b/>
           <w:lang w:val="gu_IN" w:bidi="gu_IN"/>
         </w:rPr>
@@ -47151,6 +47445,20 @@
       </w:r>
       <w:r>
         <w:rPr>
+          <w:lang w:val="gu_IN" w:bidi="gu_IN"/>
+        </w:rPr>
+        <w:t>נִבְע֖וּ מַצְפֻּנָֽי⁠ו</w:t>
+      </w:r>
+    </w:p>
+    <w:p>
+      <w:pPr/>
+      <w:r>
+        <w:rPr>
+          <w:lang w:val="gu_IN" w:bidi="gu_IN"/>
+        </w:rPr>
+      </w:r>
+      <w:r>
+        <w:rPr>
           <w:b/>
           <w:lang w:val="gu_IN" w:bidi="gu_IN"/>
         </w:rPr>
@@ -47226,6 +47534,20 @@
       </w:r>
       <w:r>
         <w:rPr>
+          <w:lang w:val="gu_IN" w:bidi="gu_IN"/>
+        </w:rPr>
+        <w:t>עַֽד־הַ⁠גְּב֣וּל שִׁלְּח֗וּ⁠ךָ כֹּ֚ל אַנְשֵׁ֣י בְרִיתֶ֔⁠ךָ</w:t>
+      </w:r>
+    </w:p>
+    <w:p>
+      <w:pPr/>
+      <w:r>
+        <w:rPr>
+          <w:lang w:val="gu_IN" w:bidi="gu_IN"/>
+        </w:rPr>
+      </w:r>
+      <w:r>
+        <w:rPr>
           <w:b/>
           <w:lang w:val="gu_IN" w:bidi="gu_IN"/>
         </w:rPr>
@@ -47302,6 +47624,20 @@
       </w:r>
       <w:r>
         <w:rPr>
+          <w:lang w:val="gu_IN" w:bidi="gu_IN"/>
+        </w:rPr>
+        <w:t>בְרִיתֶ֔⁠ךָ</w:t>
+      </w:r>
+    </w:p>
+    <w:p>
+      <w:pPr/>
+      <w:r>
+        <w:rPr>
+          <w:lang w:val="gu_IN" w:bidi="gu_IN"/>
+        </w:rPr>
+      </w:r>
+      <w:r>
+        <w:rPr>
           <w:b/>
           <w:lang w:val="gu_IN" w:bidi="gu_IN"/>
         </w:rPr>
@@ -47480,6 +47816,20 @@
       </w:r>
       <w:r>
         <w:rPr>
+          <w:lang w:val="gu_IN" w:bidi="gu_IN"/>
+        </w:rPr>
+        <w:t>כֹּ֚ל אַנְשֵׁ֣י בְרִיתֶ֔⁠ךָ &amp; אַנְשֵׁ֣י שְׁלֹמֶ֑⁠ךָ לַחְמְ⁠ךָ֗</w:t>
+      </w:r>
+    </w:p>
+    <w:p>
+      <w:pPr/>
+      <w:r>
+        <w:rPr>
+          <w:lang w:val="gu_IN" w:bidi="gu_IN"/>
+        </w:rPr>
+      </w:r>
+      <w:r>
+        <w:rPr>
           <w:b/>
           <w:lang w:val="gu_IN" w:bidi="gu_IN"/>
         </w:rPr>
@@ -47555,6 +47905,20 @@
       </w:r>
       <w:r>
         <w:rPr>
+          <w:lang w:val="gu_IN" w:bidi="gu_IN"/>
+        </w:rPr>
+        <w:t>לַחְמְ⁠ךָ֗ יָשִׂ֤ימוּ מָזוֹר֙ תַּחְתֶּ֔י⁠ךָ</w:t>
+      </w:r>
+    </w:p>
+    <w:p>
+      <w:pPr/>
+      <w:r>
+        <w:rPr>
+          <w:lang w:val="gu_IN" w:bidi="gu_IN"/>
+        </w:rPr>
+      </w:r>
+      <w:r>
+        <w:rPr>
           <w:b/>
           <w:lang w:val="gu_IN" w:bidi="gu_IN"/>
         </w:rPr>
@@ -47739,6 +48103,20 @@
       </w:r>
       <w:r>
         <w:rPr>
+          <w:lang w:val="gu_IN" w:bidi="gu_IN"/>
+        </w:rPr>
+        <w:t>אֵ֥ין תְּבוּנָ֖ה בּֽ⁠וֹ</w:t>
+      </w:r>
+    </w:p>
+    <w:p>
+      <w:pPr/>
+      <w:r>
+        <w:rPr>
+          <w:lang w:val="gu_IN" w:bidi="gu_IN"/>
+        </w:rPr>
+      </w:r>
+      <w:r>
+        <w:rPr>
           <w:b/>
           <w:lang w:val="gu_IN" w:bidi="gu_IN"/>
         </w:rPr>
@@ -47918,6 +48296,20 @@
         <w:rPr>
           <w:lang w:val="gu_IN" w:bidi="gu_IN"/>
         </w:rPr>
+      </w:r>
+    </w:p>
+    <w:p>
+      <w:pPr/>
+      <w:r>
+        <w:rPr>
+          <w:lang w:val="gu_IN" w:bidi="gu_IN"/>
+        </w:rPr>
+      </w:r>
+      <w:r>
+        <w:rPr>
+          <w:lang w:val="gu_IN" w:bidi="gu_IN"/>
+        </w:rPr>
+        <w:t>הֲ⁠ל֛וֹא בַּ⁠יּ֥וֹם הַ⁠ה֖וּא &amp; וְ⁠הַאֲבַדְתִּ֤י חֲכָמִים֙ מֵֽ⁠אֱד֔וֹם</w:t>
       </w:r>
     </w:p>
     <w:p>
@@ -49915,6 +50307,20 @@
       </w:r>
       <w:r>
         <w:rPr>
+          <w:lang w:val="gu_IN" w:bidi="gu_IN"/>
+        </w:rPr>
+        <w:t>תְּכַסְּ⁠ךָ֣ בוּשָׁ֑ה</w:t>
+      </w:r>
+    </w:p>
+    <w:p>
+      <w:pPr/>
+      <w:r>
+        <w:rPr>
+          <w:lang w:val="gu_IN" w:bidi="gu_IN"/>
+        </w:rPr>
+      </w:r>
+      <w:r>
+        <w:rPr>
           <w:b/>
           <w:lang w:val="gu_IN" w:bidi="gu_IN"/>
         </w:rPr>
@@ -50003,6 +50409,20 @@
       </w:r>
       <w:r>
         <w:rPr>
+          <w:lang w:val="gu_IN" w:bidi="gu_IN"/>
+        </w:rPr>
+        <w:t>וְ⁠נִכְרַ֖תָּ</w:t>
+      </w:r>
+    </w:p>
+    <w:p>
+      <w:pPr/>
+      <w:r>
+        <w:rPr>
+          <w:lang w:val="gu_IN" w:bidi="gu_IN"/>
+        </w:rPr>
+      </w:r>
+      <w:r>
+        <w:rPr>
           <w:b/>
           <w:lang w:val="gu_IN" w:bidi="gu_IN"/>
         </w:rPr>
@@ -50078,6 +50498,20 @@
       </w:r>
       <w:r>
         <w:rPr>
+          <w:lang w:val="gu_IN" w:bidi="gu_IN"/>
+        </w:rPr>
+        <w:t>וְ⁠נִכְרַ֖תָּ</w:t>
+      </w:r>
+    </w:p>
+    <w:p>
+      <w:pPr/>
+      <w:r>
+        <w:rPr>
+          <w:lang w:val="gu_IN" w:bidi="gu_IN"/>
+        </w:rPr>
+      </w:r>
+      <w:r>
+        <w:rPr>
           <w:b/>
           <w:lang w:val="gu_IN" w:bidi="gu_IN"/>
         </w:rPr>
@@ -50142,6 +50576,20 @@
         <w:rPr>
           <w:lang w:val="gu_IN" w:bidi="gu_IN"/>
         </w:rPr>
+      </w:r>
+    </w:p>
+    <w:p>
+      <w:pPr/>
+      <w:r>
+        <w:rPr>
+          <w:lang w:val="gu_IN" w:bidi="gu_IN"/>
+        </w:rPr>
+      </w:r>
+      <w:r>
+        <w:rPr>
+          <w:lang w:val="gu_IN" w:bidi="gu_IN"/>
+        </w:rPr>
+        <w:t>וְ⁠נִכְרַ֖תָּ</w:t>
       </w:r>
     </w:p>
     <w:p>
@@ -50348,6 +50796,20 @@
       </w:r>
       <w:r>
         <w:rPr>
+          <w:lang w:val="gu_IN" w:bidi="gu_IN"/>
+        </w:rPr>
+        <w:t>שְׁב֥וֹת זָרִ֖ים חֵיל֑⁠וֹ וְ⁠נָכְרִ֞ים בָּ֣אוּ שְׁעָרָ֗יו</w:t>
+      </w:r>
+    </w:p>
+    <w:p>
+      <w:pPr/>
+      <w:r>
+        <w:rPr>
+          <w:lang w:val="gu_IN" w:bidi="gu_IN"/>
+        </w:rPr>
+      </w:r>
+      <w:r>
+        <w:rPr>
           <w:b/>
           <w:lang w:val="gu_IN" w:bidi="gu_IN"/>
         </w:rPr>
@@ -50412,6 +50874,20 @@
         <w:rPr>
           <w:lang w:val="gu_IN" w:bidi="gu_IN"/>
         </w:rPr>
+      </w:r>
+    </w:p>
+    <w:p>
+      <w:pPr/>
+      <w:r>
+        <w:rPr>
+          <w:lang w:val="gu_IN" w:bidi="gu_IN"/>
+        </w:rPr>
+      </w:r>
+      <w:r>
+        <w:rPr>
+          <w:lang w:val="gu_IN" w:bidi="gu_IN"/>
+        </w:rPr>
+        <w:t>חֵיל֑⁠וֹ &amp; שְׁעָרָ֗יו</w:t>
       </w:r>
     </w:p>
     <w:p>
@@ -51173,6 +51649,20 @@
       </w:r>
       <w:r>
         <w:rPr>
+          <w:lang w:val="gu_IN" w:bidi="gu_IN"/>
+        </w:rPr>
+        <w:t>בְ⁠יוֹם־אָחִ֨י⁠ךָ֙ בְּ⁠י֣וֹם נָכְר֔⁠וֹ</w:t>
+      </w:r>
+    </w:p>
+    <w:p>
+      <w:pPr/>
+      <w:r>
+        <w:rPr>
+          <w:lang w:val="gu_IN" w:bidi="gu_IN"/>
+        </w:rPr>
+      </w:r>
+      <w:r>
+        <w:rPr>
           <w:b/>
           <w:lang w:val="gu_IN" w:bidi="gu_IN"/>
         </w:rPr>
@@ -51586,6 +52076,20 @@
       </w:r>
       <w:r>
         <w:rPr>
+          <w:lang w:val="gu_IN" w:bidi="gu_IN"/>
+        </w:rPr>
+        <w:t>וְ⁠אַל־תַּגְדֵּ֥ל פִּ֖י⁠ךָ</w:t>
+      </w:r>
+    </w:p>
+    <w:p>
+      <w:pPr/>
+      <w:r>
+        <w:rPr>
+          <w:lang w:val="gu_IN" w:bidi="gu_IN"/>
+        </w:rPr>
+      </w:r>
+      <w:r>
+        <w:rPr>
           <w:b/>
           <w:lang w:val="gu_IN" w:bidi="gu_IN"/>
         </w:rPr>
@@ -51650,6 +52154,20 @@
         <w:rPr>
           <w:lang w:val="gu_IN" w:bidi="gu_IN"/>
         </w:rPr>
+      </w:r>
+    </w:p>
+    <w:p>
+      <w:pPr/>
+      <w:r>
+        <w:rPr>
+          <w:lang w:val="gu_IN" w:bidi="gu_IN"/>
+        </w:rPr>
+      </w:r>
+      <w:r>
+        <w:rPr>
+          <w:lang w:val="gu_IN" w:bidi="gu_IN"/>
+        </w:rPr>
+        <w:t>בְּ⁠י֣וֹם אֵידָ֔⁠ם &amp; בְּ⁠י֣וֹם אֵיד֑⁠וֹ &amp; בְּ⁠י֥וֹם אֵידֽ⁠וֹ</w:t>
       </w:r>
     </w:p>
     <w:p>
@@ -51984,6 +52502,20 @@
       </w:r>
       <w:r>
         <w:rPr>
+          <w:lang w:val="gu_IN" w:bidi="gu_IN"/>
+        </w:rPr>
+        <w:t>אַל־תֵּ֧רֶא</w:t>
+      </w:r>
+    </w:p>
+    <w:p>
+      <w:pPr/>
+      <w:r>
+        <w:rPr>
+          <w:lang w:val="gu_IN" w:bidi="gu_IN"/>
+        </w:rPr>
+      </w:r>
+      <w:r>
+        <w:rPr>
           <w:b/>
           <w:lang w:val="gu_IN" w:bidi="gu_IN"/>
         </w:rPr>
@@ -52192,6 +52724,20 @@
       </w:r>
       <w:r>
         <w:rPr>
+          <w:lang w:val="gu_IN" w:bidi="gu_IN"/>
+        </w:rPr>
+        <w:t>הַ⁠פֶּ֔רֶק</w:t>
+      </w:r>
+    </w:p>
+    <w:p>
+      <w:pPr/>
+      <w:r>
+        <w:rPr>
+          <w:lang w:val="gu_IN" w:bidi="gu_IN"/>
+        </w:rPr>
+      </w:r>
+      <w:r>
+        <w:rPr>
           <w:b/>
           <w:lang w:val="gu_IN" w:bidi="gu_IN"/>
         </w:rPr>
@@ -52394,6 +52940,20 @@
       </w:r>
       <w:r>
         <w:rPr>
+          <w:lang w:val="gu_IN" w:bidi="gu_IN"/>
+        </w:rPr>
+        <w:t>וְ⁠אַל־תַּסְגֵּ֥ר שְׂרִידָ֖י⁠ו</w:t>
+      </w:r>
+    </w:p>
+    <w:p>
+      <w:pPr/>
+      <w:r>
+        <w:rPr>
+          <w:lang w:val="gu_IN" w:bidi="gu_IN"/>
+        </w:rPr>
+      </w:r>
+      <w:r>
+        <w:rPr>
           <w:b/>
           <w:lang w:val="gu_IN" w:bidi="gu_IN"/>
         </w:rPr>
@@ -52469,6 +53029,20 @@
       </w:r>
       <w:r>
         <w:rPr>
+          <w:lang w:val="gu_IN" w:bidi="gu_IN"/>
+        </w:rPr>
+        <w:t>כִּֽי־קָר֥וֹב יוֹם־יְהוָ֖ה עַל־כָּל־הַ⁠גּוֹיִ֑ם כַּ⁠אֲשֶׁ֤ר עָשִׂ֨יתָ֙ יֵעָ֣שֶׂה לָּ֔⁠ךְ גְּמֻלְ⁠ךָ֖ יָשׁ֥וּב בְּ⁠רֹאשֶֽׁ⁠ךָ</w:t>
+      </w:r>
+    </w:p>
+    <w:p>
+      <w:pPr/>
+      <w:r>
+        <w:rPr>
+          <w:lang w:val="gu_IN" w:bidi="gu_IN"/>
+        </w:rPr>
+      </w:r>
+      <w:r>
+        <w:rPr>
           <w:b/>
           <w:lang w:val="gu_IN" w:bidi="gu_IN"/>
         </w:rPr>
@@ -52896,6 +53470,20 @@
       </w:r>
       <w:r>
         <w:rPr>
+          <w:lang w:val="gu_IN" w:bidi="gu_IN"/>
+        </w:rPr>
+        <w:t>גְּמֻלְ⁠ךָ֖ יָשׁ֥וּב בְּ⁠רֹאשֶֽׁ⁠ךָ</w:t>
+      </w:r>
+    </w:p>
+    <w:p>
+      <w:pPr/>
+      <w:r>
+        <w:rPr>
+          <w:lang w:val="gu_IN" w:bidi="gu_IN"/>
+        </w:rPr>
+      </w:r>
+      <w:r>
+        <w:rPr>
           <w:b/>
           <w:lang w:val="gu_IN" w:bidi="gu_IN"/>
         </w:rPr>
@@ -52960,6 +53548,20 @@
         <w:rPr>
           <w:lang w:val="gu_IN" w:bidi="gu_IN"/>
         </w:rPr>
+      </w:r>
+    </w:p>
+    <w:p>
+      <w:pPr/>
+      <w:r>
+        <w:rPr>
+          <w:lang w:val="gu_IN" w:bidi="gu_IN"/>
+        </w:rPr>
+      </w:r>
+      <w:r>
+        <w:rPr>
+          <w:lang w:val="gu_IN" w:bidi="gu_IN"/>
+        </w:rPr>
+        <w:t>בְּ⁠רֹאשֶֽׁ⁠ךָ</w:t>
       </w:r>
     </w:p>
     <w:p>
@@ -53517,6 +54119,20 @@
       </w:r>
       <w:r>
         <w:rPr>
+          <w:lang w:val="gu_IN" w:bidi="gu_IN"/>
+        </w:rPr>
+        <w:t>יִשְׁתּ֥וּ כָֽל־הַ⁠גּוֹיִ֖ם תָּמִ֑יד</w:t>
+      </w:r>
+    </w:p>
+    <w:p>
+      <w:pPr/>
+      <w:r>
+        <w:rPr>
+          <w:lang w:val="gu_IN" w:bidi="gu_IN"/>
+        </w:rPr>
+      </w:r>
+      <w:r>
+        <w:rPr>
           <w:b/>
           <w:lang w:val="gu_IN" w:bidi="gu_IN"/>
         </w:rPr>
@@ -53703,6 +54319,20 @@
         <w:rPr>
           <w:lang w:val="gu_IN" w:bidi="gu_IN"/>
         </w:rPr>
+      </w:r>
+    </w:p>
+    <w:p>
+      <w:pPr/>
+      <w:r>
+        <w:rPr>
+          <w:lang w:val="gu_IN" w:bidi="gu_IN"/>
+        </w:rPr>
+      </w:r>
+      <w:r>
+        <w:rPr>
+          <w:lang w:val="gu_IN" w:bidi="gu_IN"/>
+        </w:rPr>
+        <w:t>וְ⁠שָׁת֣וּ וְ⁠לָע֔וּ</w:t>
       </w:r>
     </w:p>
     <w:p>
@@ -54024,6 +54654,20 @@
       </w:r>
       <w:r>
         <w:rPr>
+          <w:lang w:val="gu_IN" w:bidi="gu_IN"/>
+        </w:rPr>
+        <w:t>וְ⁠הָ֣יָה קֹ֑דֶשׁ</w:t>
+      </w:r>
+    </w:p>
+    <w:p>
+      <w:pPr/>
+      <w:r>
+        <w:rPr>
+          <w:lang w:val="gu_IN" w:bidi="gu_IN"/>
+        </w:rPr>
+      </w:r>
+      <w:r>
+        <w:rPr>
           <w:b/>
           <w:lang w:val="gu_IN" w:bidi="gu_IN"/>
         </w:rPr>
@@ -54304,6 +54948,20 @@
       </w:r>
       <w:r>
         <w:rPr>
+          <w:lang w:val="gu_IN" w:bidi="gu_IN"/>
+        </w:rPr>
+        <w:t>וְ⁠הָיָה֩ בֵית־יַעֲקֹ֨ב אֵ֜שׁ וּ⁠בֵ֧ית יוֹסֵ֣ף לֶהָבָ֗ה</w:t>
+      </w:r>
+    </w:p>
+    <w:p>
+      <w:pPr/>
+      <w:r>
+        <w:rPr>
+          <w:lang w:val="gu_IN" w:bidi="gu_IN"/>
+        </w:rPr>
+      </w:r>
+      <w:r>
+        <w:rPr>
           <w:b/>
           <w:lang w:val="gu_IN" w:bidi="gu_IN"/>
         </w:rPr>
@@ -54596,6 +55254,20 @@
       </w:r>
       <w:r>
         <w:rPr>
+          <w:lang w:val="gu_IN" w:bidi="gu_IN"/>
+        </w:rPr>
+        <w:t>וּ⁠בֵ֤ית עֵשָׂו֙ &amp; לְ⁠בֵ֣ית עֵשָׂ֔ו</w:t>
+      </w:r>
+    </w:p>
+    <w:p>
+      <w:pPr/>
+      <w:r>
+        <w:rPr>
+          <w:lang w:val="gu_IN" w:bidi="gu_IN"/>
+        </w:rPr>
+      </w:r>
+      <w:r>
+        <w:rPr>
           <w:b/>
           <w:lang w:val="gu_IN" w:bidi="gu_IN"/>
         </w:rPr>
@@ -55514,6 +56186,20 @@
       </w:r>
       <w:r>
         <w:rPr>
+          <w:lang w:val="gu_IN" w:bidi="gu_IN"/>
+        </w:rPr>
+        <w:t>וְ⁠הַ⁠שְּׁפֵלָה֙ אֶת־פְּלִשְׁתִּ֔ים</w:t>
+      </w:r>
+    </w:p>
+    <w:p>
+      <w:pPr/>
+      <w:r>
+        <w:rPr>
+          <w:lang w:val="gu_IN" w:bidi="gu_IN"/>
+        </w:rPr>
+      </w:r>
+      <w:r>
+        <w:rPr>
           <w:b/>
           <w:lang w:val="gu_IN" w:bidi="gu_IN"/>
         </w:rPr>
@@ -55687,6 +56373,20 @@
         <w:rPr>
           <w:lang w:val="gu_IN" w:bidi="gu_IN"/>
         </w:rPr>
+      </w:r>
+    </w:p>
+    <w:p>
+      <w:pPr/>
+      <w:r>
+        <w:rPr>
+          <w:lang w:val="gu_IN" w:bidi="gu_IN"/>
+        </w:rPr>
+      </w:r>
+      <w:r>
+        <w:rPr>
+          <w:lang w:val="gu_IN" w:bidi="gu_IN"/>
+        </w:rPr>
+        <w:t>וְ⁠יָרְשׁוּ֙</w:t>
       </w:r>
     </w:p>
     <w:p>
@@ -57576,6 +58276,20 @@
         <w:rPr>
           <w:lang w:val="gu_IN" w:bidi="gu_IN"/>
         </w:rPr>
+      </w:r>
+    </w:p>
+    <w:p>
+      <w:pPr/>
+      <w:r>
+        <w:rPr>
+          <w:lang w:val="gu_IN" w:bidi="gu_IN"/>
+        </w:rPr>
+      </w:r>
+      <w:r>
+        <w:rPr>
+          <w:lang w:val="gu_IN" w:bidi="gu_IN"/>
+        </w:rPr>
+        <w:t>וְ⁠הָיְתָ֥ה לַֽ⁠יהוָ֖ה הַ⁠מְּלוּכָֽה</w:t>
       </w:r>
     </w:p>
     <w:p>

--- a/guj/docx/31.content.docx
+++ b/guj/docx/31.content.docx
@@ -50798,7 +50798,7 @@
         <w:rPr>
           <w:lang w:val="gu_IN" w:bidi="gu_IN"/>
         </w:rPr>
-        <w:t>שְׁב֥וֹת זָרִ֖ים חֵיל֑⁠וֹ וְ⁠נָכְרִ֞ים בָּ֣אוּ שְׁעָרָ֗יו</w:t>
+        <w:t>שְׁב֥וֹת זָרִ֖ים חֵיל֑⁠וֹ וְ⁠נָכְרִ֞ים בָּ֣אוּ שער⁠ו</w:t>
       </w:r>
     </w:p>
     <w:p>
@@ -50887,7 +50887,7 @@
         <w:rPr>
           <w:lang w:val="gu_IN" w:bidi="gu_IN"/>
         </w:rPr>
-        <w:t>חֵיל֑⁠וֹ &amp; שְׁעָרָ֗יו</w:t>
+        <w:t>חֵיל֑⁠וֹ &amp; שער⁠ו</w:t>
       </w:r>
     </w:p>
     <w:p>
@@ -51128,7 +51128,7 @@
         <w:rPr>
           <w:lang w:val="gu_IN" w:bidi="gu_IN"/>
         </w:rPr>
-        <w:t>שְׁעָרָ֗יו</w:t>
+        <w:t>שער⁠ו</w:t>
       </w:r>
     </w:p>
     <w:p>
